--- a/06-学生侧材料/讲义/2026-06-23-气体基础.docx
+++ b/06-学生侧材料/讲义/2026-06-23-气体基础.docx
@@ -2,7 +2,7 @@
 <file path=word/document.xml><?xml version="1.0" encoding="utf-8"?>
 <w:document xmlns:w="http://schemas.openxmlformats.org/wordprocessingml/2006/main" xmlns:m="http://schemas.openxmlformats.org/officeDocument/2006/math" xmlns:r="http://schemas.openxmlformats.org/officeDocument/2006/relationships" xmlns:o="urn:schemas-microsoft-com:office:office" xmlns:v="urn:schemas-microsoft-com:vml" xmlns:w10="urn:schemas-microsoft-com:office:word" xmlns:a="http://schemas.openxmlformats.org/drawingml/2006/main" xmlns:pic="http://schemas.openxmlformats.org/drawingml/2006/picture" xmlns:wp="http://schemas.openxmlformats.org/drawingml/2006/wordprocessingDrawing">
   <w:body>
-    <w:bookmarkStart w:id="52" w:name="气体基础"/>
+    <w:bookmarkStart w:id="61" w:name="气体基础"/>
     <w:p>
       <w:pPr>
         <w:pStyle w:val="Heading1"/>
@@ -73,6 +73,14 @@
         <w:t xml:space="preserve"> </w:t>
       </w:r>
       <m:oMath>
+        <m:oMathPr>
+          <m:ctrlPr>
+            <w:rPr>
+              <w:sz w:val="28"/>
+              <w:szCs w:val="28"/>
+            </w:rPr>
+          </m:ctrlPr>
+        </m:oMathPr>
         <m:r>
           <m:t>p</m:t>
         </m:r>
@@ -169,6 +177,14 @@
         <w:t xml:space="preserve"> </w:t>
       </w:r>
       <m:oMath>
+        <m:oMathPr>
+          <m:ctrlPr>
+            <w:rPr>
+              <w:sz w:val="28"/>
+              <w:szCs w:val="28"/>
+            </w:rPr>
+          </m:ctrlPr>
+        </m:oMathPr>
         <m:r>
           <m:t>p</m:t>
         </m:r>
@@ -204,6 +220,14 @@
         <w:t xml:space="preserve"> </w:t>
       </w:r>
       <m:oMath>
+        <m:oMathPr>
+          <m:ctrlPr>
+            <w:rPr>
+              <w:sz w:val="28"/>
+              <w:szCs w:val="28"/>
+            </w:rPr>
+          </m:ctrlPr>
+        </m:oMathPr>
         <m:r>
           <m:t>ρ</m:t>
         </m:r>
@@ -272,6 +296,14 @@
         <w:t xml:space="preserve"> </w:t>
       </w:r>
       <m:oMath>
+        <m:oMathPr>
+          <m:ctrlPr>
+            <w:rPr>
+              <w:sz w:val="28"/>
+              <w:szCs w:val="28"/>
+            </w:rPr>
+          </m:ctrlPr>
+        </m:oMathPr>
         <m:sSub>
           <m:e>
             <m:r>
@@ -350,6 +382,14 @@
         <w:t xml:space="preserve"> </w:t>
       </w:r>
       <m:oMath>
+        <m:oMathPr>
+          <m:ctrlPr>
+            <w:rPr>
+              <w:sz w:val="28"/>
+              <w:szCs w:val="28"/>
+            </w:rPr>
+          </m:ctrlPr>
+        </m:oMathPr>
         <m:r>
           <m:t>p</m:t>
         </m:r>
@@ -466,7 +506,7 @@
           <w:p>
             <w:pPr>
               <w:pStyle w:val="Compact"/>
-              <w:jc w:val="left"/>
+              <w:jc w:val="center"/>
             </w:pPr>
             <w:r>
               <w:rPr>
@@ -482,7 +522,7 @@
           <w:p>
             <w:pPr>
               <w:pStyle w:val="Compact"/>
-              <w:jc w:val="left"/>
+              <w:jc w:val="center"/>
             </w:pPr>
             <w:r>
               <w:rPr>
@@ -500,7 +540,7 @@
           <w:p>
             <w:pPr>
               <w:pStyle w:val="Compact"/>
-              <w:jc w:val="left"/>
+              <w:jc w:val="center"/>
             </w:pPr>
             <w:r>
               <w:rPr>
@@ -517,7 +557,7 @@
           <w:p>
             <w:pPr>
               <w:pStyle w:val="Compact"/>
-              <w:jc w:val="left"/>
+              <w:jc w:val="center"/>
             </w:pPr>
             <w:r>
               <w:rPr>
@@ -534,7 +574,7 @@
           <w:p>
             <w:pPr>
               <w:pStyle w:val="Compact"/>
-              <w:jc w:val="left"/>
+              <w:jc w:val="center"/>
             </w:pPr>
             <w:r>
               <w:rPr>
@@ -551,7 +591,7 @@
           <w:p>
             <w:pPr>
               <w:pStyle w:val="Compact"/>
-              <w:jc w:val="left"/>
+              <w:jc w:val="center"/>
             </w:pPr>
             <w:r>
               <w:rPr>
@@ -654,9 +694,6 @@
         <w:pStyle w:val="BlockText"/>
       </w:pPr>
       <w:r>
-        <w:t xml:space="preserve">⚠️ </w:t>
-      </w:r>
-      <w:r>
         <w:rPr>
           <w:rFonts w:hint="eastAsia" w:eastAsia="SimSun" w:ascii="Times New Roman" w:hAnsi="Times New Roman"/>
         </w:rPr>
@@ -718,7 +755,7 @@
     </w:p>
     <w:bookmarkEnd w:id="11"/>
     <w:bookmarkEnd w:id="12"/>
-    <w:bookmarkStart w:id="21" w:name="二理想气体状态方程"/>
+    <w:bookmarkStart w:id="24" w:name="二理想气体状态方程"/>
     <w:p>
       <w:pPr>
         <w:pStyle w:val="Heading2"/>
@@ -730,7 +767,7 @@
         <w:t xml:space="preserve">二、理想气体状态方程</w:t>
       </w:r>
     </w:p>
-    <w:bookmarkStart w:id="13" w:name="方程的标准形式"/>
+    <w:bookmarkStart w:id="16" w:name="方程的标准形式"/>
     <w:p>
       <w:pPr>
         <w:pStyle w:val="Heading3"/>
@@ -818,6 +855,14 @@
         <w:t xml:space="preserve">定律（</w:t>
       </w:r>
       <m:oMath>
+        <m:oMathPr>
+          <m:ctrlPr>
+            <w:rPr>
+              <w:sz w:val="28"/>
+              <w:szCs w:val="28"/>
+            </w:rPr>
+          </m:ctrlPr>
+        </m:oMathPr>
         <m:r>
           <m:t>V</m:t>
         </m:r>
@@ -883,6 +928,14 @@
         <w:t xml:space="preserve">定律（</w:t>
       </w:r>
       <m:oMath>
+        <m:oMathPr>
+          <m:ctrlPr>
+            <w:rPr>
+              <w:sz w:val="28"/>
+              <w:szCs w:val="28"/>
+            </w:rPr>
+          </m:ctrlPr>
+        </m:oMathPr>
         <m:r>
           <m:t>V</m:t>
         </m:r>
@@ -937,6 +990,172 @@
           <w:rFonts w:hint="eastAsia" w:eastAsia="SimSun" w:ascii="Times New Roman" w:hAnsi="Times New Roman"/>
         </w:rPr>
         <w:t xml:space="preserve">恒定）三者的合并：</w:t>
+      </w:r>
+    </w:p>
+    <w:p>
+      <w:pPr>
+        <w:pStyle w:val="BodyText"/>
+        <w:jc w:val="center"/>
+      </w:pPr>
+      <w:r>
+        <w:rPr>
+          <w:b w:val="0"/>
+          <w:i w:val="0"/>
+          <w:sz w:val="21"/>
+        </w:rPr>
+        <w:drawing>
+          <wp:inline>
+            <wp:extent cx="5334000" cy="3973184"/>
+            <wp:effectExtent b="0" l="0" r="0" t="0"/>
+            <wp:docPr descr="恒压下气体体积与温度的关系" title="" id="14" name="Picture"/>
+            <a:graphic>
+              <a:graphicData uri="http://schemas.openxmlformats.org/drawingml/2006/picture">
+                <pic:pic>
+                  <pic:nvPicPr>
+                    <pic:cNvPr descr="media/2-2-charles-law-volume-temperature.jpg" id="15" name="Picture"/>
+                    <pic:cNvPicPr>
+                      <a:picLocks noChangeArrowheads="1" noChangeAspect="1"/>
+                    </pic:cNvPicPr>
+                  </pic:nvPicPr>
+                  <pic:blipFill>
+                    <a:blip r:embed="rId13"/>
+                    <a:stretch>
+                      <a:fillRect/>
+                    </a:stretch>
+                  </pic:blipFill>
+                  <pic:spPr bwMode="auto">
+                    <a:xfrm>
+                      <a:off x="0" y="0"/>
+                      <a:ext cx="5334000" cy="3973184"/>
+                    </a:xfrm>
+                    <a:prstGeom prst="rect">
+                      <a:avLst/>
+                    </a:prstGeom>
+                    <a:noFill/>
+                    <a:ln w="9525">
+                      <a:noFill/>
+                      <a:headEnd/>
+                      <a:tailEnd/>
+                    </a:ln>
+                  </pic:spPr>
+                </pic:pic>
+              </a:graphicData>
+            </a:graphic>
+          </wp:inline>
+        </w:drawing>
+      </w:r>
+      <w:r>
+        <w:rPr>
+          <w:b w:val="0"/>
+          <w:i w:val="0"/>
+          <w:sz w:val="21"/>
+        </w:rPr>
+        <w:t xml:space="preserve"> </w:t>
+      </w:r>
+      <w:r>
+        <w:rPr>
+          <w:rFonts w:hint="eastAsia" w:eastAsia="FangSong" w:ascii="Times New Roman" w:hAnsi="Times New Roman"/>
+          <w:b w:val="0"/>
+          <w:i w:val="0"/>
+          <w:iCs/>
+          <w:sz w:val="21"/>
+        </w:rPr>
+        <w:t xml:space="preserve">图</w:t>
+      </w:r>
+      <w:r>
+        <w:rPr>
+          <w:b w:val="0"/>
+          <w:i w:val="0"/>
+          <w:iCs/>
+          <w:sz w:val="21"/>
+        </w:rPr>
+        <w:t xml:space="preserve"> </w:t>
+      </w:r>
+      <w:r>
+        <w:rPr>
+          <w:rFonts w:hint="eastAsia" w:eastAsia="FangSong" w:ascii="Times New Roman" w:hAnsi="Times New Roman"/>
+          <w:b w:val="0"/>
+          <w:i w:val="0"/>
+          <w:iCs/>
+          <w:sz w:val="21"/>
+        </w:rPr>
+        <w:t xml:space="preserve">恒压下气体体积与温度的关系——不同起始状态（A、B、C）的同一气体在恒压下体积随温度线性变化，外推至</w:t>
+      </w:r>
+      <w:r>
+        <w:rPr>
+          <w:b w:val="0"/>
+          <w:i w:val="0"/>
+          <w:iCs/>
+          <w:sz w:val="21"/>
+        </w:rPr>
+        <w:t xml:space="preserve"> V=0 </w:t>
+      </w:r>
+      <w:r>
+        <w:rPr>
+          <w:rFonts w:hint="eastAsia" w:eastAsia="FangSong" w:ascii="Times New Roman" w:hAnsi="Times New Roman"/>
+          <w:b w:val="0"/>
+          <w:i w:val="0"/>
+          <w:iCs/>
+          <w:sz w:val="21"/>
+        </w:rPr>
+        <w:t xml:space="preserve">处均交于</w:t>
+      </w:r>
+      <w:r>
+        <w:rPr>
+          <w:b w:val="0"/>
+          <w:i w:val="0"/>
+          <w:iCs/>
+          <w:sz w:val="21"/>
+        </w:rPr>
+        <w:t xml:space="preserve"> </w:t>
+      </w:r>
+      <w:r>
+        <w:rPr>
+          <w:rFonts w:hint="eastAsia" w:eastAsia="FangSong" w:ascii="Times New Roman" w:hAnsi="Times New Roman"/>
+          <w:b w:val="0"/>
+          <w:i w:val="0"/>
+          <w:iCs/>
+          <w:sz w:val="21"/>
+        </w:rPr>
+        <w:t xml:space="preserve">-273.15°C（热力学零度）。由此定义热力学温标</w:t>
+      </w:r>
+      <w:r>
+        <w:rPr>
+          <w:b w:val="0"/>
+          <w:i w:val="0"/>
+          <w:iCs/>
+          <w:sz w:val="21"/>
+        </w:rPr>
+        <w:t xml:space="preserve"> T/K = t/°C + </w:t>
+      </w:r>
+      <w:r>
+        <w:rPr>
+          <w:rFonts w:hint="eastAsia" w:eastAsia="FangSong" w:ascii="Times New Roman" w:hAnsi="Times New Roman"/>
+          <w:b w:val="0"/>
+          <w:i w:val="0"/>
+          <w:iCs/>
+          <w:sz w:val="21"/>
+        </w:rPr>
+        <w:t xml:space="preserve">273.15（普化原理第4版</w:t>
+      </w:r>
+      <w:r>
+        <w:rPr>
+          <w:b w:val="0"/>
+          <w:i w:val="0"/>
+          <w:iCs/>
+          <w:sz w:val="21"/>
+        </w:rPr>
+        <w:t xml:space="preserve"> </w:t>
+      </w:r>
+      <w:r>
+        <w:rPr>
+          <w:rFonts w:hint="eastAsia" w:eastAsia="FangSong" w:ascii="Times New Roman" w:hAnsi="Times New Roman"/>
+          <w:b w:val="0"/>
+          <w:i w:val="0"/>
+          <w:iCs/>
+          <w:sz w:val="21"/>
+        </w:rPr>
+        <w:t xml:space="preserve">图2.2）</w:t>
       </w:r>
     </w:p>
     <w:p>
@@ -946,6 +1165,12 @@
       <m:oMathPara>
         <m:oMathParaPr>
           <m:jc m:val="center"/>
+          <m:ctrlPr>
+            <w:rPr>
+              <w:sz w:val="28"/>
+              <w:szCs w:val="28"/>
+            </w:rPr>
+          </m:ctrlPr>
         </m:oMathParaPr>
         <m:oMath>
           <m:r>
@@ -1042,6 +1267,14 @@
         <w:t xml:space="preserve">为热力学温度（</w:t>
       </w:r>
       <m:oMath>
+        <m:oMathPr>
+          <m:ctrlPr>
+            <w:rPr>
+              <w:sz w:val="28"/>
+              <w:szCs w:val="28"/>
+            </w:rPr>
+          </m:ctrlPr>
+        </m:oMathPr>
         <m:r>
           <m:t>T</m:t>
         </m:r>
@@ -1123,8 +1356,8 @@
         <w:t xml:space="preserve">为摩尔气体常数。</w:t>
       </w:r>
     </w:p>
-    <w:bookmarkEnd w:id="13"/>
-    <w:bookmarkStart w:id="14" w:name="r-的单位匹配最常见错误来源"/>
+    <w:bookmarkEnd w:id="16"/>
+    <w:bookmarkStart w:id="17" w:name="r-的单位匹配最常见错误来源"/>
     <w:p>
       <w:pPr>
         <w:pStyle w:val="Heading3"/>
@@ -1244,7 +1477,7 @@
           <w:p>
             <w:pPr>
               <w:pStyle w:val="Compact"/>
-              <w:jc w:val="left"/>
+              <w:jc w:val="center"/>
             </w:pPr>
             <w:r>
               <w:rPr>
@@ -1306,7 +1539,7 @@
           <w:p>
             <w:pPr>
               <w:pStyle w:val="Compact"/>
-              <w:jc w:val="left"/>
+              <w:jc w:val="center"/>
             </w:pPr>
             <w:r>
               <w:rPr>
@@ -1373,7 +1606,7 @@
           <w:p>
             <w:pPr>
               <w:pStyle w:val="Compact"/>
-              <w:jc w:val="left"/>
+              <w:jc w:val="center"/>
             </w:pPr>
             <w:r>
               <w:rPr>
@@ -1436,7 +1669,7 @@
           <w:p>
             <w:pPr>
               <w:pStyle w:val="Compact"/>
-              <w:jc w:val="left"/>
+              <w:jc w:val="center"/>
             </w:pPr>
             <w:r>
               <w:rPr>
@@ -1465,12 +1698,6 @@
         <w:pStyle w:val="BlockText"/>
       </w:pPr>
       <w:r>
-        <w:t xml:space="preserve">⚠️</w:t>
-      </w:r>
-      <w:r>
-        <w:t xml:space="preserve"> </w:t>
-      </w:r>
-      <w:r>
         <w:rPr>
           <w:rFonts w:hint="eastAsia" w:eastAsia="SimSun" w:ascii="Times New Roman" w:hAnsi="Times New Roman"/>
           <w:b/>
@@ -1574,6 +1801,14 @@
         <w:t xml:space="preserve"> </w:t>
       </w:r>
       <m:oMath>
+        <m:oMathPr>
+          <m:ctrlPr>
+            <w:rPr>
+              <w:sz w:val="28"/>
+              <w:szCs w:val="28"/>
+            </w:rPr>
+          </m:ctrlPr>
+        </m:oMathPr>
         <m:r>
           <m:t>R</m:t>
         </m:r>
@@ -1620,6 +1855,14 @@
         <w:t xml:space="preserve"> </w:t>
       </w:r>
       <m:oMath>
+        <m:oMathPr>
+          <m:ctrlPr>
+            <w:rPr>
+              <w:sz w:val="28"/>
+              <w:szCs w:val="28"/>
+            </w:rPr>
+          </m:ctrlPr>
+        </m:oMathPr>
         <m:r>
           <m:t>R</m:t>
         </m:r>
@@ -1640,8 +1883,8 @@
         <w:t xml:space="preserve">。单位不匹配是全卷最可惜的失分原因。</w:t>
       </w:r>
     </w:p>
-    <w:bookmarkEnd w:id="14"/>
-    <w:bookmarkStart w:id="15" w:name="三种常用变形"/>
+    <w:bookmarkEnd w:id="17"/>
+    <w:bookmarkStart w:id="18" w:name="三种常用变形"/>
     <w:p>
       <w:pPr>
         <w:pStyle w:val="Heading3"/>
@@ -1678,7 +1921,7 @@
           <w:p>
             <w:pPr>
               <w:pStyle w:val="Compact"/>
-              <w:jc w:val="left"/>
+              <w:jc w:val="center"/>
             </w:pPr>
             <w:r>
               <w:rPr>
@@ -1694,7 +1937,7 @@
           <w:p>
             <w:pPr>
               <w:pStyle w:val="Compact"/>
-              <w:jc w:val="left"/>
+              <w:jc w:val="center"/>
             </w:pPr>
             <w:r>
               <w:rPr>
@@ -1710,7 +1953,7 @@
           <w:p>
             <w:pPr>
               <w:pStyle w:val="Compact"/>
-              <w:jc w:val="left"/>
+              <w:jc w:val="center"/>
             </w:pPr>
             <w:r>
               <w:rPr>
@@ -1726,7 +1969,7 @@
           <w:p>
             <w:pPr>
               <w:pStyle w:val="Compact"/>
-              <w:jc w:val="left"/>
+              <w:jc w:val="center"/>
             </w:pPr>
             <w:r>
               <w:rPr>
@@ -1744,7 +1987,7 @@
           <w:p>
             <w:pPr>
               <w:pStyle w:val="Compact"/>
-              <w:jc w:val="left"/>
+              <w:jc w:val="center"/>
             </w:pPr>
             <m:oMath>
               <m:r>
@@ -1776,7 +2019,7 @@
           <w:p>
             <w:pPr>
               <w:pStyle w:val="Compact"/>
-              <w:jc w:val="left"/>
+              <w:jc w:val="center"/>
             </w:pPr>
             <w:r>
               <w:rPr>
@@ -1802,7 +2045,7 @@
           <w:p>
             <w:pPr>
               <w:pStyle w:val="Compact"/>
-              <w:jc w:val="left"/>
+              <w:jc w:val="center"/>
             </w:pPr>
             <m:oMath>
               <m:r>
@@ -1843,7 +2086,7 @@
           <w:p>
             <w:pPr>
               <w:pStyle w:val="Compact"/>
-              <w:jc w:val="left"/>
+              <w:jc w:val="center"/>
             </w:pPr>
             <w:r>
               <w:rPr>
@@ -1860,7 +2103,7 @@
           <w:p>
             <w:pPr>
               <w:pStyle w:val="Compact"/>
-              <w:jc w:val="left"/>
+              <w:jc w:val="center"/>
             </w:pPr>
             <m:oMath>
               <m:r>
@@ -1924,7 +2167,7 @@
           <w:p>
             <w:pPr>
               <w:pStyle w:val="Compact"/>
-              <w:jc w:val="left"/>
+              <w:jc w:val="center"/>
             </w:pPr>
             <w:r>
               <w:rPr>
@@ -1950,7 +2193,7 @@
           <w:p>
             <w:pPr>
               <w:pStyle w:val="Compact"/>
-              <w:jc w:val="left"/>
+              <w:jc w:val="center"/>
             </w:pPr>
             <m:oMath>
               <m:r>
@@ -2021,7 +2264,7 @@
           <w:p>
             <w:pPr>
               <w:pStyle w:val="Compact"/>
-              <w:jc w:val="left"/>
+              <w:jc w:val="center"/>
             </w:pPr>
             <w:r>
               <w:rPr>
@@ -2038,7 +2281,7 @@
           <w:p>
             <w:pPr>
               <w:pStyle w:val="Compact"/>
-              <w:jc w:val="left"/>
+              <w:jc w:val="center"/>
             </w:pPr>
             <m:oMath>
               <m:r>
@@ -2070,7 +2313,7 @@
           <w:p>
             <w:pPr>
               <w:pStyle w:val="Compact"/>
-              <w:jc w:val="left"/>
+              <w:jc w:val="center"/>
             </w:pPr>
             <w:r>
               <w:rPr>
@@ -2096,7 +2339,7 @@
           <w:p>
             <w:pPr>
               <w:pStyle w:val="Compact"/>
-              <w:jc w:val="left"/>
+              <w:jc w:val="center"/>
             </w:pPr>
             <m:oMath>
               <m:r>
@@ -2137,7 +2380,7 @@
           <w:p>
             <w:pPr>
               <w:pStyle w:val="Compact"/>
-              <w:jc w:val="left"/>
+              <w:jc w:val="center"/>
             </w:pPr>
             <w:r>
               <w:rPr>
@@ -2149,8 +2392,8 @@
         </w:tc>
       </w:tr>
     </w:tbl>
-    <w:bookmarkEnd w:id="15"/>
-    <w:bookmarkStart w:id="16" w:name="一定量气体状态变化"/>
+    <w:bookmarkEnd w:id="18"/>
+    <w:bookmarkStart w:id="19" w:name="一定量气体状态变化"/>
     <w:p>
       <w:pPr>
         <w:pStyle w:val="Heading3"/>
@@ -2197,6 +2440,12 @@
       <m:oMathPara>
         <m:oMathParaPr>
           <m:jc m:val="center"/>
+          <m:ctrlPr>
+            <w:rPr>
+              <w:sz w:val="28"/>
+              <w:szCs w:val="28"/>
+            </w:rPr>
+          </m:ctrlPr>
         </m:oMathParaPr>
         <m:oMath>
           <m:f>
@@ -2316,12 +2565,6 @@
         <w:pStyle w:val="BlockText"/>
       </w:pPr>
       <w:r>
-        <w:t xml:space="preserve">💡</w:t>
-      </w:r>
-      <w:r>
-        <w:t xml:space="preserve"> </w:t>
-      </w:r>
-      <w:r>
         <w:rPr>
           <w:rFonts w:hint="eastAsia" w:eastAsia="SimSun" w:ascii="Times New Roman" w:hAnsi="Times New Roman"/>
           <w:b/>
@@ -2411,8 +2654,8 @@
         <w:t xml:space="preserve">在下。</w:t>
       </w:r>
     </w:p>
-    <w:bookmarkEnd w:id="16"/>
-    <w:bookmarkStart w:id="20" w:name="avogadro-定律推论与气体相对密度"/>
+    <w:bookmarkEnd w:id="19"/>
+    <w:bookmarkStart w:id="23" w:name="avogadro-定律推论与气体相对密度"/>
     <w:p>
       <w:pPr>
         <w:pStyle w:val="Heading3"/>
@@ -2427,7 +2670,7 @@
         <w:t xml:space="preserve">定律推论与气体相对密度</w:t>
       </w:r>
     </w:p>
-    <w:bookmarkStart w:id="17" w:name="等温等压体积比等于物质的量比"/>
+    <w:bookmarkStart w:id="20" w:name="等温等压体积比等于物质的量比"/>
     <w:p>
       <w:pPr>
         <w:pStyle w:val="Heading4"/>
@@ -2449,6 +2692,12 @@
       <m:oMathPara>
         <m:oMathParaPr>
           <m:jc m:val="center"/>
+          <m:ctrlPr>
+            <w:rPr>
+              <w:sz w:val="28"/>
+              <w:szCs w:val="28"/>
+            </w:rPr>
+          </m:ctrlPr>
         </m:oMathParaPr>
         <m:oMath>
           <m:f>
@@ -2526,8 +2775,8 @@
         </m:oMath>
       </m:oMathPara>
     </w:p>
-    <w:bookmarkEnd w:id="17"/>
-    <w:bookmarkStart w:id="18" w:name="等温等容压力比等于物质的量比"/>
+    <w:bookmarkEnd w:id="20"/>
+    <w:bookmarkStart w:id="21" w:name="等温等容压力比等于物质的量比"/>
     <w:p>
       <w:pPr>
         <w:pStyle w:val="Heading4"/>
@@ -2549,6 +2798,12 @@
       <m:oMathPara>
         <m:oMathParaPr>
           <m:jc m:val="center"/>
+          <m:ctrlPr>
+            <w:rPr>
+              <w:sz w:val="28"/>
+              <w:szCs w:val="28"/>
+            </w:rPr>
+          </m:ctrlPr>
         </m:oMathParaPr>
         <m:oMath>
           <m:f>
@@ -2626,8 +2881,8 @@
         </m:oMath>
       </m:oMathPara>
     </w:p>
-    <w:bookmarkEnd w:id="18"/>
-    <w:bookmarkStart w:id="19" w:name="等温等压等容质量比等于摩尔质量比"/>
+    <w:bookmarkEnd w:id="21"/>
+    <w:bookmarkStart w:id="22" w:name="等温等压等容质量比等于摩尔质量比"/>
     <w:p>
       <w:pPr>
         <w:pStyle w:val="Heading4"/>
@@ -2649,6 +2904,12 @@
       <m:oMathPara>
         <m:oMathParaPr>
           <m:jc m:val="center"/>
+          <m:ctrlPr>
+            <w:rPr>
+              <w:sz w:val="28"/>
+              <w:szCs w:val="28"/>
+            </w:rPr>
+          </m:ctrlPr>
         </m:oMathParaPr>
         <m:oMath>
           <m:f>
@@ -2766,6 +3027,12 @@
       <m:oMathPara>
         <m:oMathParaPr>
           <m:jc m:val="center"/>
+          <m:ctrlPr>
+            <w:rPr>
+              <w:sz w:val="28"/>
+              <w:szCs w:val="28"/>
+            </w:rPr>
+          </m:ctrlPr>
         </m:oMathParaPr>
         <m:oMath>
           <m:r>
@@ -2921,6 +3188,12 @@
       <m:oMathPara>
         <m:oMathParaPr>
           <m:jc m:val="center"/>
+          <m:ctrlPr>
+            <w:rPr>
+              <w:sz w:val="28"/>
+              <w:szCs w:val="28"/>
+            </w:rPr>
+          </m:ctrlPr>
         </m:oMathParaPr>
         <m:oMath>
           <m:r>
@@ -3128,6 +3401,14 @@
         <w:t xml:space="preserve">因此：</w:t>
       </w:r>
       <m:oMath>
+        <m:oMathPr>
+          <m:ctrlPr>
+            <w:rPr>
+              <w:sz w:val="28"/>
+              <w:szCs w:val="28"/>
+            </w:rPr>
+          </m:ctrlPr>
+        </m:oMathPr>
         <m:sSub>
           <m:e>
             <m:r>
@@ -3196,6 +3477,14 @@
         <w:t xml:space="preserve"> </w:t>
       </w:r>
       <m:oMath>
+        <m:oMathPr>
+          <m:ctrlPr>
+            <w:rPr>
+              <w:sz w:val="28"/>
+              <w:szCs w:val="28"/>
+            </w:rPr>
+          </m:ctrlPr>
+        </m:oMathPr>
         <m:sSub>
           <m:e>
             <m:r>
@@ -3248,9 +3537,6 @@
       <w:pPr>
         <w:pStyle w:val="BlockText"/>
       </w:pPr>
-      <w:r>
-        <w:t xml:space="preserve">💡 </w:t>
-      </w:r>
       <w:r>
         <w:rPr>
           <w:rFonts w:hint="eastAsia" w:eastAsia="SimSun" w:ascii="Times New Roman" w:hAnsi="Times New Roman"/>
@@ -3302,6 +3588,14 @@
         <w:t xml:space="preserve"> </w:t>
       </w:r>
       <m:oMath>
+        <m:oMathPr>
+          <m:ctrlPr>
+            <w:rPr>
+              <w:sz w:val="28"/>
+              <w:szCs w:val="28"/>
+            </w:rPr>
+          </m:ctrlPr>
+        </m:oMathPr>
         <m:r>
           <m:t>M</m:t>
         </m:r>
@@ -3427,10 +3721,10 @@
         </w:pict>
       </w:r>
     </w:p>
-    <w:bookmarkEnd w:id="19"/>
-    <w:bookmarkEnd w:id="20"/>
-    <w:bookmarkEnd w:id="21"/>
-    <w:bookmarkStart w:id="27" w:name="三dalton-分压定律与-amagat-分体积定律"/>
+    <w:bookmarkEnd w:id="22"/>
+    <w:bookmarkEnd w:id="23"/>
+    <w:bookmarkEnd w:id="24"/>
+    <w:bookmarkStart w:id="33" w:name="三dalton-分压定律与-amagat-分体积定律"/>
     <w:p>
       <w:pPr>
         <w:pStyle w:val="Heading2"/>
@@ -3460,7 +3754,7 @@
         <w:t xml:space="preserve">分体积定律</w:t>
       </w:r>
     </w:p>
-    <w:bookmarkStart w:id="24" w:name="dalton-分压定律"/>
+    <w:bookmarkStart w:id="30" w:name="dalton-分压定律"/>
     <w:p>
       <w:pPr>
         <w:pStyle w:val="Heading3"/>
@@ -3493,6 +3787,12 @@
       <m:oMathPara>
         <m:oMathParaPr>
           <m:jc m:val="center"/>
+          <m:ctrlPr>
+            <w:rPr>
+              <w:sz w:val="28"/>
+              <w:szCs w:val="28"/>
+            </w:rPr>
+          </m:ctrlPr>
         </m:oMathParaPr>
         <m:oMath>
           <m:sSub>
@@ -3599,7 +3899,249 @@
         <w:t xml:space="preserve">的定义：该组分单独占据总体积时所产生的压力。</w:t>
       </w:r>
     </w:p>
-    <w:bookmarkStart w:id="22" w:name="方法一由理想气体状态方程计算"/>
+    <w:p>
+      <w:pPr>
+        <w:pStyle w:val="BodyText"/>
+        <w:jc w:val="center"/>
+      </w:pPr>
+      <w:r>
+        <w:rPr>
+          <w:b w:val="0"/>
+          <w:i w:val="0"/>
+          <w:sz w:val="21"/>
+        </w:rPr>
+        <w:drawing>
+          <wp:inline>
+            <wp:extent cx="5334000" cy="2627194"/>
+            <wp:effectExtent b="0" l="0" r="0" t="0"/>
+            <wp:docPr descr="气体分压力测定装置示意图" title="" id="26" name="Picture"/>
+            <a:graphic>
+              <a:graphicData uri="http://schemas.openxmlformats.org/drawingml/2006/picture">
+                <pic:pic>
+                  <pic:nvPicPr>
+                    <pic:cNvPr descr="media/2-3-partial-pressure-measurement.jpg" id="27" name="Picture"/>
+                    <pic:cNvPicPr>
+                      <a:picLocks noChangeArrowheads="1" noChangeAspect="1"/>
+                    </pic:cNvPicPr>
+                  </pic:nvPicPr>
+                  <pic:blipFill>
+                    <a:blip r:embed="rId25"/>
+                    <a:stretch>
+                      <a:fillRect/>
+                    </a:stretch>
+                  </pic:blipFill>
+                  <pic:spPr bwMode="auto">
+                    <a:xfrm>
+                      <a:off x="0" y="0"/>
+                      <a:ext cx="5334000" cy="2627194"/>
+                    </a:xfrm>
+                    <a:prstGeom prst="rect">
+                      <a:avLst/>
+                    </a:prstGeom>
+                    <a:noFill/>
+                    <a:ln w="9525">
+                      <a:noFill/>
+                      <a:headEnd/>
+                      <a:tailEnd/>
+                    </a:ln>
+                  </pic:spPr>
+                </pic:pic>
+              </a:graphicData>
+            </a:graphic>
+          </wp:inline>
+        </w:drawing>
+      </w:r>
+      <w:r>
+        <w:rPr>
+          <w:b w:val="0"/>
+          <w:i w:val="0"/>
+          <w:sz w:val="21"/>
+        </w:rPr>
+        <w:t xml:space="preserve"> </w:t>
+      </w:r>
+      <w:r>
+        <w:rPr>
+          <w:rFonts w:hint="eastAsia" w:eastAsia="FangSong" w:ascii="Times New Roman" w:hAnsi="Times New Roman"/>
+          <w:b w:val="0"/>
+          <w:i w:val="0"/>
+          <w:iCs/>
+          <w:sz w:val="21"/>
+        </w:rPr>
+        <w:t xml:space="preserve">图</w:t>
+      </w:r>
+      <w:r>
+        <w:rPr>
+          <w:b w:val="0"/>
+          <w:i w:val="0"/>
+          <w:iCs/>
+          <w:sz w:val="21"/>
+        </w:rPr>
+        <w:t xml:space="preserve"> </w:t>
+      </w:r>
+      <w:r>
+        <w:rPr>
+          <w:rFonts w:hint="eastAsia" w:eastAsia="FangSong" w:ascii="Times New Roman" w:hAnsi="Times New Roman"/>
+          <w:b w:val="0"/>
+          <w:i w:val="0"/>
+          <w:iCs/>
+          <w:sz w:val="21"/>
+        </w:rPr>
+        <w:t xml:space="preserve">气体分压力测定装置——利用钯管（只允许</w:t>
+      </w:r>
+      <w:r>
+        <w:rPr>
+          <w:b w:val="0"/>
+          <w:i w:val="0"/>
+          <w:iCs/>
+          <w:sz w:val="21"/>
+        </w:rPr>
+        <w:t xml:space="preserve"> H₂ </w:t>
+      </w:r>
+      <w:r>
+        <w:rPr>
+          <w:rFonts w:hint="eastAsia" w:eastAsia="FangSong" w:ascii="Times New Roman" w:hAnsi="Times New Roman"/>
+          <w:b w:val="0"/>
+          <w:i w:val="0"/>
+          <w:iCs/>
+          <w:sz w:val="21"/>
+        </w:rPr>
+        <w:t xml:space="preserve">透过）测定混合气体（H₂</w:t>
+      </w:r>
+      <w:r>
+        <w:rPr>
+          <w:b w:val="0"/>
+          <w:i w:val="0"/>
+          <w:iCs/>
+          <w:sz w:val="21"/>
+        </w:rPr>
+        <w:t xml:space="preserve"> + </w:t>
+      </w:r>
+      <w:r>
+        <w:rPr>
+          <w:rFonts w:hint="eastAsia" w:eastAsia="FangSong" w:ascii="Times New Roman" w:hAnsi="Times New Roman"/>
+          <w:b w:val="0"/>
+          <w:i w:val="0"/>
+          <w:iCs/>
+          <w:sz w:val="21"/>
+        </w:rPr>
+        <w:t xml:space="preserve">Ar）中</w:t>
+      </w:r>
+      <w:r>
+        <w:rPr>
+          <w:b w:val="0"/>
+          <w:i w:val="0"/>
+          <w:iCs/>
+          <w:sz w:val="21"/>
+        </w:rPr>
+        <w:t xml:space="preserve"> H₂ </w:t>
+      </w:r>
+      <w:r>
+        <w:rPr>
+          <w:rFonts w:hint="eastAsia" w:eastAsia="FangSong" w:ascii="Times New Roman" w:hAnsi="Times New Roman"/>
+          <w:b w:val="0"/>
+          <w:i w:val="0"/>
+          <w:iCs/>
+          <w:sz w:val="21"/>
+        </w:rPr>
+        <w:t xml:space="preserve">的分压。当外管</w:t>
+      </w:r>
+      <w:r>
+        <w:rPr>
+          <w:b w:val="0"/>
+          <w:i w:val="0"/>
+          <w:iCs/>
+          <w:sz w:val="21"/>
+        </w:rPr>
+        <w:t xml:space="preserve"> H₂ </w:t>
+      </w:r>
+      <w:r>
+        <w:rPr>
+          <w:rFonts w:hint="eastAsia" w:eastAsia="FangSong" w:ascii="Times New Roman" w:hAnsi="Times New Roman"/>
+          <w:b w:val="0"/>
+          <w:i w:val="0"/>
+          <w:iCs/>
+          <w:sz w:val="21"/>
+        </w:rPr>
+        <w:t xml:space="preserve">纯气的压力与内管中</w:t>
+      </w:r>
+      <w:r>
+        <w:rPr>
+          <w:b w:val="0"/>
+          <w:i w:val="0"/>
+          <w:iCs/>
+          <w:sz w:val="21"/>
+        </w:rPr>
+        <w:t xml:space="preserve"> H₂ </w:t>
+      </w:r>
+      <w:r>
+        <w:rPr>
+          <w:rFonts w:hint="eastAsia" w:eastAsia="FangSong" w:ascii="Times New Roman" w:hAnsi="Times New Roman"/>
+          <w:b w:val="0"/>
+          <w:i w:val="0"/>
+          <w:iCs/>
+          <w:sz w:val="21"/>
+        </w:rPr>
+        <w:t xml:space="preserve">的分压相等时，右侧压力计读数稳定，测得</w:t>
+      </w:r>
+      <w:r>
+        <w:rPr>
+          <w:b w:val="0"/>
+          <w:i w:val="0"/>
+          <w:iCs/>
+          <w:sz w:val="21"/>
+        </w:rPr>
+        <w:t xml:space="preserve"> H₂ </w:t>
+      </w:r>
+      <w:r>
+        <w:rPr>
+          <w:rFonts w:hint="eastAsia" w:eastAsia="FangSong" w:ascii="Times New Roman" w:hAnsi="Times New Roman"/>
+          <w:b w:val="0"/>
+          <w:i w:val="0"/>
+          <w:iCs/>
+          <w:sz w:val="21"/>
+        </w:rPr>
+        <w:t xml:space="preserve">分压；同时由左侧压力计测得混合气总压。Ramsay</w:t>
+      </w:r>
+      <w:r>
+        <w:rPr>
+          <w:b w:val="0"/>
+          <w:i w:val="0"/>
+          <w:iCs/>
+          <w:sz w:val="21"/>
+        </w:rPr>
+        <w:t xml:space="preserve"> </w:t>
+      </w:r>
+      <w:r>
+        <w:rPr>
+          <w:rFonts w:hint="eastAsia" w:eastAsia="FangSong" w:ascii="Times New Roman" w:hAnsi="Times New Roman"/>
+          <w:b w:val="0"/>
+          <w:i w:val="0"/>
+          <w:iCs/>
+          <w:sz w:val="21"/>
+        </w:rPr>
+        <w:t xml:space="preserve">等人证明各组分分压之和等于总压（普化原理第4版</w:t>
+      </w:r>
+      <w:r>
+        <w:rPr>
+          <w:b w:val="0"/>
+          <w:i w:val="0"/>
+          <w:iCs/>
+          <w:sz w:val="21"/>
+        </w:rPr>
+        <w:t xml:space="preserve"> </w:t>
+      </w:r>
+      <w:r>
+        <w:rPr>
+          <w:rFonts w:hint="eastAsia" w:eastAsia="FangSong" w:ascii="Times New Roman" w:hAnsi="Times New Roman"/>
+          <w:b w:val="0"/>
+          <w:i w:val="0"/>
+          <w:iCs/>
+          <w:sz w:val="21"/>
+        </w:rPr>
+        <w:t xml:space="preserve">图2.3）</w:t>
+      </w:r>
+    </w:p>
+    <w:bookmarkStart w:id="28" w:name="方法一由理想气体状态方程计算"/>
     <w:p>
       <w:pPr>
         <w:pStyle w:val="Heading4"/>
@@ -3618,6 +4160,12 @@
       <m:oMathPara>
         <m:oMathParaPr>
           <m:jc m:val="center"/>
+          <m:ctrlPr>
+            <w:rPr>
+              <w:sz w:val="28"/>
+              <w:szCs w:val="28"/>
+            </w:rPr>
+          </m:ctrlPr>
         </m:oMathParaPr>
         <m:oMath>
           <m:sSub>
@@ -3758,8 +4306,8 @@
         </m:oMath>
       </m:oMathPara>
     </w:p>
-    <w:bookmarkEnd w:id="22"/>
-    <w:bookmarkStart w:id="23" w:name="方法二由摩尔分数计算"/>
+    <w:bookmarkEnd w:id="28"/>
+    <w:bookmarkStart w:id="29" w:name="方法二由摩尔分数计算"/>
     <w:p>
       <w:pPr>
         <w:pStyle w:val="Heading4"/>
@@ -3794,6 +4342,14 @@
         <w:t xml:space="preserve"> </w:t>
       </w:r>
       <m:oMath>
+        <m:oMathPr>
+          <m:ctrlPr>
+            <w:rPr>
+              <w:sz w:val="28"/>
+              <w:szCs w:val="28"/>
+            </w:rPr>
+          </m:ctrlPr>
+        </m:oMathPr>
         <m:sSub>
           <m:e>
             <m:r>
@@ -3864,6 +4420,12 @@
       <m:oMathPara>
         <m:oMathParaPr>
           <m:jc m:val="center"/>
+          <m:ctrlPr>
+            <w:rPr>
+              <w:sz w:val="28"/>
+              <w:szCs w:val="28"/>
+            </w:rPr>
+          </m:ctrlPr>
         </m:oMathParaPr>
         <m:oMath>
           <m:sSub>
@@ -3921,9 +4483,9 @@
         </m:oMath>
       </m:oMathPara>
     </w:p>
-    <w:bookmarkEnd w:id="23"/>
-    <w:bookmarkEnd w:id="24"/>
-    <w:bookmarkStart w:id="25" w:name="amagat-分体积定律"/>
+    <w:bookmarkEnd w:id="29"/>
+    <w:bookmarkEnd w:id="30"/>
+    <w:bookmarkStart w:id="31" w:name="amagat-分体积定律"/>
     <w:p>
       <w:pPr>
         <w:pStyle w:val="Heading3"/>
@@ -3956,6 +4518,12 @@
       <m:oMathPara>
         <m:oMathParaPr>
           <m:jc m:val="center"/>
+          <m:ctrlPr>
+            <w:rPr>
+              <w:sz w:val="28"/>
+              <w:szCs w:val="28"/>
+            </w:rPr>
+          </m:ctrlPr>
         </m:oMathParaPr>
         <m:oMath>
           <m:sSub>
@@ -4076,6 +4644,14 @@
         <w:t xml:space="preserve"> </w:t>
       </w:r>
       <m:oMath>
+        <m:oMathPr>
+          <m:ctrlPr>
+            <w:rPr>
+              <w:sz w:val="28"/>
+              <w:szCs w:val="28"/>
+            </w:rPr>
+          </m:ctrlPr>
+        </m:oMathPr>
         <m:sSub>
           <m:e>
             <m:r>
@@ -4165,6 +4741,12 @@
       <m:oMathPara>
         <m:oMathParaPr>
           <m:jc m:val="center"/>
+          <m:ctrlPr>
+            <w:rPr>
+              <w:sz w:val="28"/>
+              <w:szCs w:val="28"/>
+            </w:rPr>
+          </m:ctrlPr>
         </m:oMathParaPr>
         <m:oMath>
           <m:sSub>
@@ -4227,9 +4809,6 @@
         <w:pStyle w:val="BlockText"/>
       </w:pPr>
       <w:r>
-        <w:t xml:space="preserve">💡 </w:t>
-      </w:r>
-      <w:r>
         <w:rPr>
           <w:rFonts w:hint="eastAsia" w:eastAsia="SimSun" w:ascii="Times New Roman" w:hAnsi="Times New Roman"/>
         </w:rPr>
@@ -4262,8 +4841,8 @@
         <w:t xml:space="preserve">均可作为换算桥梁。气相组成通常用体积分数表示，数值上等于摩尔分数。</w:t>
       </w:r>
     </w:p>
-    <w:bookmarkEnd w:id="25"/>
-    <w:bookmarkStart w:id="26" w:name="排水集气法"/>
+    <w:bookmarkEnd w:id="31"/>
+    <w:bookmarkStart w:id="32" w:name="排水集气法"/>
     <w:p>
       <w:pPr>
         <w:pStyle w:val="Heading3"/>
@@ -4310,6 +4889,12 @@
       <m:oMathPara>
         <m:oMathParaPr>
           <m:jc m:val="center"/>
+          <m:ctrlPr>
+            <w:rPr>
+              <w:sz w:val="28"/>
+              <w:szCs w:val="28"/>
+            </w:rPr>
+          </m:ctrlPr>
         </m:oMathParaPr>
         <m:oMath>
           <m:sSub>
@@ -4444,6 +5029,14 @@
         <w:t xml:space="preserve"> </w:t>
       </w:r>
       <m:oMath>
+        <m:oMathPr>
+          <m:ctrlPr>
+            <w:rPr>
+              <w:sz w:val="28"/>
+              <w:szCs w:val="28"/>
+            </w:rPr>
+          </m:ctrlPr>
+        </m:oMathPr>
         <m:sSub>
           <m:e>
             <m:r>
@@ -4503,6 +5096,14 @@
         <w:t xml:space="preserve"> </w:t>
       </w:r>
       <m:oMath>
+        <m:oMathPr>
+          <m:ctrlPr>
+            <w:rPr>
+              <w:sz w:val="28"/>
+              <w:szCs w:val="28"/>
+            </w:rPr>
+          </m:ctrlPr>
+        </m:oMathPr>
         <m:sSub>
           <m:e>
             <m:r>
@@ -4597,6 +5198,14 @@
         <w:t xml:space="preserve"> </w:t>
       </w:r>
       <m:oMath>
+        <m:oMathPr>
+          <m:ctrlPr>
+            <w:rPr>
+              <w:sz w:val="28"/>
+              <w:szCs w:val="28"/>
+            </w:rPr>
+          </m:ctrlPr>
+        </m:oMathPr>
         <m:sSub>
           <m:e>
             <m:r>
@@ -4646,12 +5255,6 @@
       <w:pPr>
         <w:pStyle w:val="BlockText"/>
       </w:pPr>
-      <w:r>
-        <w:t xml:space="preserve">⚠️</w:t>
-      </w:r>
-      <w:r>
-        <w:t xml:space="preserve"> </w:t>
-      </w:r>
       <w:r>
         <w:rPr>
           <w:rFonts w:hint="eastAsia" w:eastAsia="SimSun" w:ascii="Times New Roman" w:hAnsi="Times New Roman"/>
@@ -4967,9 +5570,9 @@
         </w:pict>
       </w:r>
     </w:p>
-    <w:bookmarkEnd w:id="26"/>
-    <w:bookmarkEnd w:id="27"/>
-    <w:bookmarkStart w:id="30" w:name="四液体的饱和蒸气压"/>
+    <w:bookmarkEnd w:id="32"/>
+    <w:bookmarkEnd w:id="33"/>
+    <w:bookmarkStart w:id="36" w:name="四液体的饱和蒸气压"/>
     <w:p>
       <w:pPr>
         <w:pStyle w:val="Heading2"/>
@@ -4981,7 +5584,7 @@
         <w:t xml:space="preserve">四、液体的饱和蒸气压</w:t>
       </w:r>
     </w:p>
-    <w:bookmarkStart w:id="28" w:name="蒸发与饱和蒸气压"/>
+    <w:bookmarkStart w:id="34" w:name="蒸发与饱和蒸气压"/>
     <w:p>
       <w:pPr>
         <w:pStyle w:val="Heading3"/>
@@ -5093,8 +5696,8 @@
         <w:t xml:space="preserve">：同种液体的蒸气压只与温度有关，与液体体积、蒸气体积无关</w:t>
       </w:r>
     </w:p>
-    <w:bookmarkEnd w:id="28"/>
-    <w:bookmarkStart w:id="29" w:name="沸点"/>
+    <w:bookmarkEnd w:id="34"/>
+    <w:bookmarkStart w:id="35" w:name="沸点"/>
     <w:p>
       <w:pPr>
         <w:pStyle w:val="Heading3"/>
@@ -5143,6 +5746,14 @@
         <w:t xml:space="preserve">沸点随外界气压变化——高压锅（</w:t>
       </w:r>
       <m:oMath>
+        <m:oMathPr>
+          <m:ctrlPr>
+            <w:rPr>
+              <w:sz w:val="28"/>
+              <w:szCs w:val="28"/>
+            </w:rPr>
+          </m:ctrlPr>
+        </m:oMathPr>
         <m:r>
           <m:t>p</m:t>
         </m:r>
@@ -5193,6 +5804,14 @@
         <w:t xml:space="preserve">沸点升高；高原（</w:t>
       </w:r>
       <m:oMath>
+        <m:oMathPr>
+          <m:ctrlPr>
+            <w:rPr>
+              <w:sz w:val="28"/>
+              <w:szCs w:val="28"/>
+            </w:rPr>
+          </m:ctrlPr>
+        </m:oMathPr>
         <m:r>
           <m:t>p</m:t>
         </m:r>
@@ -5269,6 +5888,14 @@
         <w:t xml:space="preserve"> </w:t>
       </w:r>
       <m:oMath>
+        <m:oMathPr>
+          <m:ctrlPr>
+            <w:rPr>
+              <w:sz w:val="28"/>
+              <w:szCs w:val="28"/>
+            </w:rPr>
+          </m:ctrlPr>
+        </m:oMathPr>
         <m:r>
           <m:t>101.325</m:t>
         </m:r>
@@ -5349,9 +5976,9 @@
         </w:pict>
       </w:r>
     </w:p>
-    <w:bookmarkEnd w:id="29"/>
-    <w:bookmarkEnd w:id="30"/>
-    <w:bookmarkStart w:id="33" w:name="五graham-扩散定律拓展"/>
+    <w:bookmarkEnd w:id="35"/>
+    <w:bookmarkEnd w:id="36"/>
+    <w:bookmarkStart w:id="42" w:name="五graham-扩散定律拓展"/>
     <w:p>
       <w:pPr>
         <w:pStyle w:val="Heading2"/>
@@ -5386,7 +6013,7 @@
         <w:t xml:space="preserve">本节内容第一轮以定性了解为主，第二轮再深化定量计算。</w:t>
       </w:r>
     </w:p>
-    <w:bookmarkStart w:id="31" w:name="定律表述"/>
+    <w:bookmarkStart w:id="40" w:name="定律表述"/>
     <w:p>
       <w:pPr>
         <w:pStyle w:val="Heading3"/>
@@ -5419,6 +6046,12 @@
       <m:oMathPara>
         <m:oMathParaPr>
           <m:jc m:val="center"/>
+          <m:ctrlPr>
+            <w:rPr>
+              <w:sz w:val="28"/>
+              <w:szCs w:val="28"/>
+            </w:rPr>
+          </m:ctrlPr>
         </m:oMathParaPr>
         <m:oMath>
           <m:f>
@@ -5565,8 +6198,345 @@
         </m:oMath>
       </m:oMathPara>
     </w:p>
-    <w:bookmarkEnd w:id="31"/>
-    <w:bookmarkStart w:id="32" w:name="应用"/>
+    <w:p>
+      <w:pPr>
+        <w:pStyle w:val="FirstParagraph"/>
+        <w:jc w:val="center"/>
+      </w:pPr>
+      <w:r>
+        <w:rPr>
+          <w:b w:val="0"/>
+          <w:i w:val="0"/>
+          <w:sz w:val="21"/>
+        </w:rPr>
+        <w:drawing>
+          <wp:inline>
+            <wp:extent cx="5334000" cy="645041"/>
+            <wp:effectExtent b="0" l="0" r="0" t="0"/>
+            <wp:docPr descr="NH₃ 与 HCl 的扩散实验" title="" id="38" name="Picture"/>
+            <a:graphic>
+              <a:graphicData uri="http://schemas.openxmlformats.org/drawingml/2006/picture">
+                <pic:pic>
+                  <pic:nvPicPr>
+                    <pic:cNvPr descr="media/2-4-nh3-hcl-diffusion.jpg" id="39" name="Picture"/>
+                    <pic:cNvPicPr>
+                      <a:picLocks noChangeArrowheads="1" noChangeAspect="1"/>
+                    </pic:cNvPicPr>
+                  </pic:nvPicPr>
+                  <pic:blipFill>
+                    <a:blip r:embed="rId37"/>
+                    <a:stretch>
+                      <a:fillRect/>
+                    </a:stretch>
+                  </pic:blipFill>
+                  <pic:spPr bwMode="auto">
+                    <a:xfrm>
+                      <a:off x="0" y="0"/>
+                      <a:ext cx="5334000" cy="645041"/>
+                    </a:xfrm>
+                    <a:prstGeom prst="rect">
+                      <a:avLst/>
+                    </a:prstGeom>
+                    <a:noFill/>
+                    <a:ln w="9525">
+                      <a:noFill/>
+                      <a:headEnd/>
+                      <a:tailEnd/>
+                    </a:ln>
+                  </pic:spPr>
+                </pic:pic>
+              </a:graphicData>
+            </a:graphic>
+          </wp:inline>
+        </w:drawing>
+      </w:r>
+      <w:r>
+        <w:rPr>
+          <w:b w:val="0"/>
+          <w:i w:val="0"/>
+          <w:sz w:val="21"/>
+        </w:rPr>
+        <w:t xml:space="preserve"> </w:t>
+      </w:r>
+      <w:r>
+        <w:rPr>
+          <w:rFonts w:hint="eastAsia" w:eastAsia="FangSong" w:ascii="Times New Roman" w:hAnsi="Times New Roman"/>
+          <w:b w:val="0"/>
+          <w:i w:val="0"/>
+          <w:iCs/>
+          <w:sz w:val="21"/>
+        </w:rPr>
+        <w:t xml:space="preserve">图</w:t>
+      </w:r>
+      <w:r>
+        <w:rPr>
+          <w:b w:val="0"/>
+          <w:i w:val="0"/>
+          <w:iCs/>
+          <w:sz w:val="21"/>
+        </w:rPr>
+        <w:t xml:space="preserve"> NH₃ </w:t>
+      </w:r>
+      <w:r>
+        <w:rPr>
+          <w:rFonts w:hint="eastAsia" w:eastAsia="FangSong" w:ascii="Times New Roman" w:hAnsi="Times New Roman"/>
+          <w:b w:val="0"/>
+          <w:i w:val="0"/>
+          <w:iCs/>
+          <w:sz w:val="21"/>
+        </w:rPr>
+        <w:t xml:space="preserve">与</w:t>
+      </w:r>
+      <w:r>
+        <w:rPr>
+          <w:b w:val="0"/>
+          <w:i w:val="0"/>
+          <w:iCs/>
+          <w:sz w:val="21"/>
+        </w:rPr>
+        <w:t xml:space="preserve"> HCl </w:t>
+      </w:r>
+      <w:r>
+        <w:rPr>
+          <w:rFonts w:hint="eastAsia" w:eastAsia="FangSong" w:ascii="Times New Roman" w:hAnsi="Times New Roman"/>
+          <w:b w:val="0"/>
+          <w:i w:val="0"/>
+          <w:iCs/>
+          <w:sz w:val="21"/>
+        </w:rPr>
+        <w:t xml:space="preserve">的扩散实验——玻璃管两端分别放置浸有浓氨水和浓盐酸的棉花，NH₃</w:t>
+      </w:r>
+      <w:r>
+        <w:rPr>
+          <w:b w:val="0"/>
+          <w:i w:val="0"/>
+          <w:iCs/>
+          <w:sz w:val="21"/>
+        </w:rPr>
+        <w:t xml:space="preserve"> </w:t>
+      </w:r>
+      <w:r>
+        <w:rPr>
+          <w:rFonts w:hint="eastAsia" w:eastAsia="FangSong" w:ascii="Times New Roman" w:hAnsi="Times New Roman"/>
+          <w:b w:val="0"/>
+          <w:i w:val="0"/>
+          <w:iCs/>
+          <w:sz w:val="21"/>
+        </w:rPr>
+        <w:t xml:space="preserve">分子向右扩散、HCl</w:t>
+      </w:r>
+      <w:r>
+        <w:rPr>
+          <w:b w:val="0"/>
+          <w:i w:val="0"/>
+          <w:iCs/>
+          <w:sz w:val="21"/>
+        </w:rPr>
+        <w:t xml:space="preserve"> </w:t>
+      </w:r>
+      <w:r>
+        <w:rPr>
+          <w:rFonts w:hint="eastAsia" w:eastAsia="FangSong" w:ascii="Times New Roman" w:hAnsi="Times New Roman"/>
+          <w:b w:val="0"/>
+          <w:i w:val="0"/>
+          <w:iCs/>
+          <w:sz w:val="21"/>
+        </w:rPr>
+        <w:t xml:space="preserve">分子向左扩散，相遇时生成</w:t>
+      </w:r>
+      <w:r>
+        <w:rPr>
+          <w:b w:val="0"/>
+          <w:i w:val="0"/>
+          <w:iCs/>
+          <w:sz w:val="21"/>
+        </w:rPr>
+        <w:t xml:space="preserve"> NH₄Cl </w:t>
+      </w:r>
+      <w:r>
+        <w:rPr>
+          <w:rFonts w:hint="eastAsia" w:eastAsia="FangSong" w:ascii="Times New Roman" w:hAnsi="Times New Roman"/>
+          <w:b w:val="0"/>
+          <w:i w:val="0"/>
+          <w:iCs/>
+          <w:sz w:val="21"/>
+        </w:rPr>
+        <w:t xml:space="preserve">白色雾环。白色雾环出现在中间偏右（距</w:t>
+      </w:r>
+      <w:r>
+        <w:rPr>
+          <w:b w:val="0"/>
+          <w:i w:val="0"/>
+          <w:iCs/>
+          <w:sz w:val="21"/>
+        </w:rPr>
+        <w:t xml:space="preserve"> NH₃ </w:t>
+      </w:r>
+      <w:r>
+        <w:rPr>
+          <w:rFonts w:hint="eastAsia" w:eastAsia="FangSong" w:ascii="Times New Roman" w:hAnsi="Times New Roman"/>
+          <w:b w:val="0"/>
+          <w:i w:val="0"/>
+          <w:iCs/>
+          <w:sz w:val="21"/>
+        </w:rPr>
+        <w:t xml:space="preserve">端约</w:t>
+      </w:r>
+      <w:r>
+        <w:rPr>
+          <w:b w:val="0"/>
+          <w:i w:val="0"/>
+          <w:iCs/>
+          <w:sz w:val="21"/>
+        </w:rPr>
+        <w:t xml:space="preserve"> 3/5 </w:t>
+      </w:r>
+      <w:r>
+        <w:rPr>
+          <w:rFonts w:hint="eastAsia" w:eastAsia="FangSong" w:ascii="Times New Roman" w:hAnsi="Times New Roman"/>
+          <w:b w:val="0"/>
+          <w:i w:val="0"/>
+          <w:iCs/>
+          <w:sz w:val="21"/>
+        </w:rPr>
+        <w:t xml:space="preserve">处），证明</w:t>
+      </w:r>
+      <w:r>
+        <w:rPr>
+          <w:b w:val="0"/>
+          <w:i w:val="0"/>
+          <w:iCs/>
+          <w:sz w:val="21"/>
+        </w:rPr>
+        <w:t xml:space="preserve"> </w:t>
+      </w:r>
+      <w:r>
+        <w:rPr>
+          <w:rFonts w:hint="eastAsia" w:eastAsia="FangSong" w:ascii="Times New Roman" w:hAnsi="Times New Roman"/>
+          <w:b w:val="0"/>
+          <w:i w:val="0"/>
+          <w:iCs/>
+          <w:sz w:val="21"/>
+        </w:rPr>
+        <w:t xml:space="preserve">NH₃（M=17）扩散速率快于</w:t>
+      </w:r>
+      <w:r>
+        <w:rPr>
+          <w:b w:val="0"/>
+          <w:i w:val="0"/>
+          <w:iCs/>
+          <w:sz w:val="21"/>
+        </w:rPr>
+        <w:t xml:space="preserve"> </w:t>
+      </w:r>
+      <w:r>
+        <w:rPr>
+          <w:rFonts w:hint="eastAsia" w:eastAsia="FangSong" w:ascii="Times New Roman" w:hAnsi="Times New Roman"/>
+          <w:b w:val="0"/>
+          <w:i w:val="0"/>
+          <w:iCs/>
+          <w:sz w:val="21"/>
+        </w:rPr>
+        <w:t xml:space="preserve">HCl（M=36.5），遵循</w:t>
+      </w:r>
+      <w:r>
+        <w:rPr>
+          <w:b w:val="0"/>
+          <w:i w:val="0"/>
+          <w:iCs/>
+          <w:sz w:val="21"/>
+        </w:rPr>
+        <w:t xml:space="preserve"> Graham </w:t>
+      </w:r>
+      <w:r>
+        <w:rPr>
+          <w:rFonts w:hint="eastAsia" w:eastAsia="FangSong" w:ascii="Times New Roman" w:hAnsi="Times New Roman"/>
+          <w:b w:val="0"/>
+          <w:i w:val="0"/>
+          <w:iCs/>
+          <w:sz w:val="21"/>
+        </w:rPr>
+        <w:t xml:space="preserve">定律</w:t>
+      </w:r>
+      <w:r>
+        <w:rPr>
+          <w:b w:val="0"/>
+          <w:i w:val="0"/>
+          <w:iCs/>
+          <w:sz w:val="21"/>
+        </w:rPr>
+        <w:t xml:space="preserve"> </w:t>
+      </w:r>
+      <m:oMath>
+        <m:acc>
+          <m:accPr>
+            <m:chr m:val="‾"/>
+          </m:accPr>
+          <m:e>
+            <m:r>
+              <m:t>u</m:t>
+            </m:r>
+          </m:e>
+        </m:acc>
+        <m:r>
+          <m:rPr>
+            <m:sty m:val="p"/>
+          </m:rPr>
+          <m:t>∝</m:t>
+        </m:r>
+        <m:r>
+          <m:t>1</m:t>
+        </m:r>
+        <m:r>
+          <m:rPr>
+            <m:sty m:val="p"/>
+          </m:rPr>
+          <m:t>/</m:t>
+        </m:r>
+        <m:rad>
+          <m:radPr>
+            <m:degHide m:val="on"/>
+          </m:radPr>
+          <m:deg/>
+          <m:e>
+            <m:r>
+              <m:t>M</m:t>
+            </m:r>
+          </m:e>
+        </m:rad>
+      </m:oMath>
+      <w:r>
+        <w:rPr>
+          <w:rFonts w:hint="eastAsia" w:eastAsia="FangSong" w:ascii="Times New Roman" w:hAnsi="Times New Roman"/>
+          <w:b w:val="0"/>
+          <w:i w:val="0"/>
+          <w:iCs/>
+          <w:sz w:val="21"/>
+        </w:rPr>
+        <w:t xml:space="preserve">（普化原理第4版</w:t>
+      </w:r>
+      <w:r>
+        <w:rPr>
+          <w:b w:val="0"/>
+          <w:i w:val="0"/>
+          <w:iCs/>
+          <w:sz w:val="21"/>
+        </w:rPr>
+        <w:t xml:space="preserve"> </w:t>
+      </w:r>
+      <w:r>
+        <w:rPr>
+          <w:rFonts w:hint="eastAsia" w:eastAsia="FangSong" w:ascii="Times New Roman" w:hAnsi="Times New Roman"/>
+          <w:b w:val="0"/>
+          <w:i w:val="0"/>
+          <w:iCs/>
+          <w:sz w:val="21"/>
+        </w:rPr>
+        <w:t xml:space="preserve">图2.4）</w:t>
+      </w:r>
+    </w:p>
+    <w:bookmarkEnd w:id="40"/>
+    <w:bookmarkStart w:id="41" w:name="应用"/>
     <w:p>
       <w:pPr>
         <w:pStyle w:val="Heading3"/>
@@ -5624,6 +6594,14 @@
         <w:t xml:space="preserve">——</w:t>
       </w:r>
       <m:oMath>
+        <m:oMathPr>
+          <m:ctrlPr>
+            <w:rPr>
+              <w:sz w:val="28"/>
+              <w:szCs w:val="28"/>
+            </w:rPr>
+          </m:ctrlPr>
+        </m:oMathPr>
         <m:sSup>
           <m:e>
             <m:r>
@@ -5674,6 +6652,14 @@
         <w:t xml:space="preserve"> </w:t>
       </w:r>
       <m:oMath>
+        <m:oMathPr>
+          <m:ctrlPr>
+            <w:rPr>
+              <w:sz w:val="28"/>
+              <w:szCs w:val="28"/>
+            </w:rPr>
+          </m:ctrlPr>
+        </m:oMathPr>
         <m:sSup>
           <m:e>
             <m:r>
@@ -5737,9 +6723,9 @@
         </w:pict>
       </w:r>
     </w:p>
-    <w:bookmarkEnd w:id="32"/>
-    <w:bookmarkEnd w:id="33"/>
-    <w:bookmarkStart w:id="38" w:name="六典型例题"/>
+    <w:bookmarkEnd w:id="41"/>
+    <w:bookmarkEnd w:id="42"/>
+    <w:bookmarkStart w:id="47" w:name="六典型例题"/>
     <w:p>
       <w:pPr>
         <w:pStyle w:val="Heading2"/>
@@ -5751,7 +6737,7 @@
         <w:t xml:space="preserve">六、典型例题</w:t>
       </w:r>
     </w:p>
-    <w:bookmarkStart w:id="34" w:name="例1-理想气体状态方程基础计算"/>
+    <w:bookmarkStart w:id="43" w:name="例1-理想气体状态方程基础计算"/>
     <w:p>
       <w:pPr>
         <w:pStyle w:val="Heading3"/>
@@ -5814,6 +6800,14 @@
         <w:t xml:space="preserve">、</w:t>
       </w:r>
       <m:oMath>
+        <m:oMathPr>
+          <m:ctrlPr>
+            <w:rPr>
+              <w:sz w:val="28"/>
+              <w:szCs w:val="28"/>
+            </w:rPr>
+          </m:ctrlPr>
+        </m:oMathPr>
         <m:r>
           <m:t>3.03</m:t>
         </m:r>
@@ -5936,6 +6930,14 @@
         <w:t xml:space="preserve"> </w:t>
       </w:r>
       <m:oMath>
+        <m:oMathPr>
+          <m:ctrlPr>
+            <w:rPr>
+              <w:sz w:val="28"/>
+              <w:szCs w:val="28"/>
+            </w:rPr>
+          </m:ctrlPr>
+        </m:oMathPr>
         <m:r>
           <m:t>1.01</m:t>
         </m:r>
@@ -6002,6 +7004,14 @@
         <w:t xml:space="preserve"> </w:t>
       </w:r>
       <m:oMath>
+        <m:oMathPr>
+          <m:ctrlPr>
+            <w:rPr>
+              <w:sz w:val="28"/>
+              <w:szCs w:val="28"/>
+            </w:rPr>
+          </m:ctrlPr>
+        </m:oMathPr>
         <m:r>
           <m:t>p</m:t>
         </m:r>
@@ -6180,6 +7190,12 @@
       <m:oMathPara>
         <m:oMathParaPr>
           <m:jc m:val="center"/>
+          <m:ctrlPr>
+            <w:rPr>
+              <w:sz w:val="28"/>
+              <w:szCs w:val="28"/>
+            </w:rPr>
+          </m:ctrlPr>
         </m:oMathParaPr>
         <m:oMath>
           <m:r>
@@ -6354,6 +7370,12 @@
       <m:oMathPara>
         <m:oMathParaPr>
           <m:jc m:val="center"/>
+          <m:ctrlPr>
+            <w:rPr>
+              <w:sz w:val="28"/>
+              <w:szCs w:val="28"/>
+            </w:rPr>
+          </m:ctrlPr>
         </m:oMathParaPr>
         <m:oMath>
           <m:sSub>
@@ -6511,6 +7533,12 @@
       <m:oMathPara>
         <m:oMathParaPr>
           <m:jc m:val="center"/>
+          <m:ctrlPr>
+            <w:rPr>
+              <w:sz w:val="28"/>
+              <w:szCs w:val="28"/>
+            </w:rPr>
+          </m:ctrlPr>
         </m:oMathParaPr>
         <m:oMath>
           <m:r>
@@ -6751,8 +7779,8 @@
         </w:pict>
       </w:r>
     </w:p>
-    <w:bookmarkEnd w:id="34"/>
-    <w:bookmarkStart w:id="35" w:name="例2-真空瓶称量法求摩尔质量"/>
+    <w:bookmarkEnd w:id="43"/>
+    <w:bookmarkStart w:id="44" w:name="例2-真空瓶称量法求摩尔质量"/>
     <w:p>
       <w:pPr>
         <w:pStyle w:val="Heading3"/>
@@ -6815,6 +7843,14 @@
         <w:t xml:space="preserve">、</w:t>
       </w:r>
       <m:oMath>
+        <m:oMathPr>
+          <m:ctrlPr>
+            <w:rPr>
+              <w:sz w:val="28"/>
+              <w:szCs w:val="28"/>
+            </w:rPr>
+          </m:ctrlPr>
+        </m:oMathPr>
         <m:r>
           <m:t>1.01</m:t>
         </m:r>
@@ -6865,6 +7901,14 @@
         <w:t xml:space="preserve"> </w:t>
       </w:r>
       <m:oMath>
+        <m:oMathPr>
+          <m:ctrlPr>
+            <w:rPr>
+              <w:sz w:val="28"/>
+              <w:szCs w:val="28"/>
+            </w:rPr>
+          </m:ctrlPr>
+        </m:oMathPr>
         <m:r>
           <m:t>153.679</m:t>
         </m:r>
@@ -6888,6 +7932,14 @@
         <w:t xml:space="preserve"> </w:t>
       </w:r>
       <m:oMath>
+        <m:oMathPr>
+          <m:ctrlPr>
+            <w:rPr>
+              <w:sz w:val="28"/>
+              <w:szCs w:val="28"/>
+            </w:rPr>
+          </m:ctrlPr>
+        </m:oMathPr>
         <m:r>
           <m:t>156.844</m:t>
         </m:r>
@@ -6911,6 +7963,14 @@
         <w:t xml:space="preserve"> </w:t>
       </w:r>
       <m:oMath>
+        <m:oMathPr>
+          <m:ctrlPr>
+            <w:rPr>
+              <w:sz w:val="28"/>
+              <w:szCs w:val="28"/>
+            </w:rPr>
+          </m:ctrlPr>
+        </m:oMathPr>
         <m:r>
           <m:t>155.108</m:t>
         </m:r>
@@ -6953,6 +8013,14 @@
         <w:t xml:space="preserve"> </w:t>
       </w:r>
       <m:oMath>
+        <m:oMathPr>
+          <m:ctrlPr>
+            <w:rPr>
+              <w:sz w:val="28"/>
+              <w:szCs w:val="28"/>
+            </w:rPr>
+          </m:ctrlPr>
+        </m:oMathPr>
         <m:r>
           <m:t>p</m:t>
         </m:r>
@@ -7011,6 +8079,12 @@
       <m:oMathPara>
         <m:oMathParaPr>
           <m:jc m:val="center"/>
+          <m:ctrlPr>
+            <w:rPr>
+              <w:sz w:val="28"/>
+              <w:szCs w:val="28"/>
+            </w:rPr>
+          </m:ctrlPr>
         </m:oMathParaPr>
         <m:oMath>
           <m:sSub>
@@ -7171,6 +8245,14 @@
         <w:t xml:space="preserve"> </w:t>
       </w:r>
       <m:oMath>
+        <m:oMathPr>
+          <m:ctrlPr>
+            <w:rPr>
+              <w:sz w:val="28"/>
+              <w:szCs w:val="28"/>
+            </w:rPr>
+          </m:ctrlPr>
+        </m:oMathPr>
         <m:f>
           <m:fPr>
             <m:type m:val="bar"/>
@@ -7258,6 +8340,12 @@
       <m:oMathPara>
         <m:oMathParaPr>
           <m:jc m:val="center"/>
+          <m:ctrlPr>
+            <w:rPr>
+              <w:sz w:val="28"/>
+              <w:szCs w:val="28"/>
+            </w:rPr>
+          </m:ctrlPr>
         </m:oMathParaPr>
         <m:oMath>
           <m:sSub>
@@ -7513,6 +8601,14 @@
         <w:t xml:space="preserve">：</w:t>
       </w:r>
       <m:oMath>
+        <m:oMathPr>
+          <m:ctrlPr>
+            <w:rPr>
+              <w:sz w:val="28"/>
+              <w:szCs w:val="28"/>
+            </w:rPr>
+          </m:ctrlPr>
+        </m:oMathPr>
         <m:r>
           <m:t>M</m:t>
         </m:r>
@@ -7652,8 +8748,8 @@
         </w:pict>
       </w:r>
     </w:p>
-    <w:bookmarkEnd w:id="35"/>
-    <w:bookmarkStart w:id="36" w:name="例3-排水集气法计算"/>
+    <w:bookmarkEnd w:id="44"/>
+    <w:bookmarkStart w:id="45" w:name="例3-排水集气法计算"/>
     <w:p>
       <w:pPr>
         <w:pStyle w:val="Heading3"/>
@@ -7716,6 +8812,14 @@
         <w:t xml:space="preserve">、</w:t>
       </w:r>
       <m:oMath>
+        <m:oMathPr>
+          <m:ctrlPr>
+            <w:rPr>
+              <w:sz w:val="28"/>
+              <w:szCs w:val="28"/>
+            </w:rPr>
+          </m:ctrlPr>
+        </m:oMathPr>
         <m:r>
           <m:t>101.0</m:t>
         </m:r>
@@ -7809,6 +8913,14 @@
         <w:t xml:space="preserve"> </w:t>
       </w:r>
       <m:oMath>
+        <m:oMathPr>
+          <m:ctrlPr>
+            <w:rPr>
+              <w:sz w:val="28"/>
+              <w:szCs w:val="28"/>
+            </w:rPr>
+          </m:ctrlPr>
+        </m:oMathPr>
         <m:r>
           <m:t>3.17</m:t>
         </m:r>
@@ -7902,6 +9014,14 @@
         <w:t xml:space="preserve"> </w:t>
       </w:r>
       <m:oMath>
+        <m:oMathPr>
+          <m:ctrlPr>
+            <w:rPr>
+              <w:sz w:val="28"/>
+              <w:szCs w:val="28"/>
+            </w:rPr>
+          </m:ctrlPr>
+        </m:oMathPr>
         <m:sSub>
           <m:e>
             <m:r>
@@ -8005,6 +9125,14 @@
         </w:numPr>
       </w:pPr>
       <m:oMath>
+        <m:oMathPr>
+          <m:ctrlPr>
+            <w:rPr>
+              <w:sz w:val="28"/>
+              <w:szCs w:val="28"/>
+            </w:rPr>
+          </m:ctrlPr>
+        </m:oMathPr>
         <m:sSub>
           <m:e>
             <m:r>
@@ -8151,6 +9279,14 @@
         </w:numPr>
       </w:pPr>
       <m:oMath>
+        <m:oMathPr>
+          <m:ctrlPr>
+            <w:rPr>
+              <w:sz w:val="28"/>
+              <w:szCs w:val="28"/>
+            </w:rPr>
+          </m:ctrlPr>
+        </m:oMathPr>
         <m:sSub>
           <m:e>
             <m:r>
@@ -8321,6 +9457,12 @@
       <m:oMathPara>
         <m:oMathParaPr>
           <m:jc m:val="center"/>
+          <m:ctrlPr>
+            <w:rPr>
+              <w:sz w:val="28"/>
+              <w:szCs w:val="28"/>
+            </w:rPr>
+          </m:ctrlPr>
         </m:oMathParaPr>
         <m:oMath>
           <m:sSub>
@@ -8509,6 +9651,14 @@
         <w:t xml:space="preserve"> </w:t>
       </w:r>
       <m:oMath>
+        <m:oMathPr>
+          <m:ctrlPr>
+            <w:rPr>
+              <w:sz w:val="28"/>
+              <w:szCs w:val="28"/>
+            </w:rPr>
+          </m:ctrlPr>
+        </m:oMathPr>
         <m:r>
           <m:t>97.8</m:t>
         </m:r>
@@ -8544,6 +9694,14 @@
         <w:t xml:space="preserve"> </w:t>
       </w:r>
       <m:oMath>
+        <m:oMathPr>
+          <m:ctrlPr>
+            <w:rPr>
+              <w:sz w:val="28"/>
+              <w:szCs w:val="28"/>
+            </w:rPr>
+          </m:ctrlPr>
+        </m:oMathPr>
         <m:r>
           <m:t>0.0140</m:t>
         </m:r>
@@ -8624,6 +9782,14 @@
         <w:t xml:space="preserve"> </w:t>
       </w:r>
       <m:oMath>
+        <m:oMathPr>
+          <m:ctrlPr>
+            <w:rPr>
+              <w:sz w:val="28"/>
+              <w:szCs w:val="28"/>
+            </w:rPr>
+          </m:ctrlPr>
+        </m:oMathPr>
         <m:sSub>
           <m:e>
             <m:r>
@@ -8728,8 +9894,8 @@
         </w:pict>
       </w:r>
     </w:p>
-    <w:bookmarkEnd w:id="36"/>
-    <w:bookmarkStart w:id="37" w:name="例4-混合气体的分压与分体积计算"/>
+    <w:bookmarkEnd w:id="45"/>
+    <w:bookmarkStart w:id="46" w:name="例4-混合气体的分压与分体积计算"/>
     <w:p>
       <w:pPr>
         <w:pStyle w:val="Heading3"/>
@@ -8816,6 +9982,14 @@
         <w:t xml:space="preserve"> </w:t>
       </w:r>
       <m:oMath>
+        <m:oMathPr>
+          <m:ctrlPr>
+            <w:rPr>
+              <w:sz w:val="28"/>
+              <w:szCs w:val="28"/>
+            </w:rPr>
+          </m:ctrlPr>
+        </m:oMathPr>
         <m:r>
           <m:t>9.09</m:t>
         </m:r>
@@ -8927,6 +10101,14 @@
         <w:t xml:space="preserve"> </w:t>
       </w:r>
       <m:oMath>
+        <m:oMathPr>
+          <m:ctrlPr>
+            <w:rPr>
+              <w:sz w:val="28"/>
+              <w:szCs w:val="28"/>
+            </w:rPr>
+          </m:ctrlPr>
+        </m:oMathPr>
         <m:r>
           <m:t>3.03</m:t>
         </m:r>
@@ -9098,6 +10280,14 @@
         <w:t xml:space="preserve"> </w:t>
       </w:r>
       <m:oMath>
+        <m:oMathPr>
+          <m:ctrlPr>
+            <w:rPr>
+              <w:sz w:val="28"/>
+              <w:szCs w:val="28"/>
+            </w:rPr>
+          </m:ctrlPr>
+        </m:oMathPr>
         <m:sSub>
           <m:e>
             <m:r>
@@ -9337,6 +10527,12 @@
       <m:oMathPara>
         <m:oMathParaPr>
           <m:jc m:val="center"/>
+          <m:ctrlPr>
+            <w:rPr>
+              <w:sz w:val="28"/>
+              <w:szCs w:val="28"/>
+            </w:rPr>
+          </m:ctrlPr>
         </m:oMathParaPr>
         <m:oMath>
           <m:sSub>
@@ -9616,6 +10812,12 @@
       <m:oMathPara>
         <m:oMathParaPr>
           <m:jc m:val="center"/>
+          <m:ctrlPr>
+            <w:rPr>
+              <w:sz w:val="28"/>
+              <w:szCs w:val="28"/>
+            </w:rPr>
+          </m:ctrlPr>
         </m:oMathParaPr>
         <m:oMath>
           <m:sSub>
@@ -9760,6 +10962,12 @@
       <m:oMathPara>
         <m:oMathParaPr>
           <m:jc m:val="center"/>
+          <m:ctrlPr>
+            <w:rPr>
+              <w:sz w:val="28"/>
+              <w:szCs w:val="28"/>
+            </w:rPr>
+          </m:ctrlPr>
         </m:oMathParaPr>
         <m:oMath>
           <m:sSub>
@@ -9962,6 +11170,14 @@
         <w:t xml:space="preserve">：也可用摩尔分数复核——</w:t>
       </w:r>
       <m:oMath>
+        <m:oMathPr>
+          <m:ctrlPr>
+            <w:rPr>
+              <w:sz w:val="28"/>
+              <w:szCs w:val="28"/>
+            </w:rPr>
+          </m:ctrlPr>
+        </m:oMathPr>
         <m:sSub>
           <m:e>
             <m:r>
@@ -10199,6 +11415,14 @@
         <w:t xml:space="preserve"> </w:t>
       </w:r>
       <m:oMath>
+        <m:oMathPr>
+          <m:ctrlPr>
+            <w:rPr>
+              <w:sz w:val="28"/>
+              <w:szCs w:val="28"/>
+            </w:rPr>
+          </m:ctrlPr>
+        </m:oMathPr>
         <m:sSub>
           <m:e>
             <m:r>
@@ -10301,6 +11525,14 @@
         <w:t xml:space="preserve">：</w:t>
       </w:r>
       <m:oMath>
+        <m:oMathPr>
+          <m:ctrlPr>
+            <w:rPr>
+              <w:sz w:val="28"/>
+              <w:szCs w:val="28"/>
+            </w:rPr>
+          </m:ctrlPr>
+        </m:oMathPr>
         <m:sSub>
           <m:e>
             <m:r>
@@ -10378,6 +11610,14 @@
         <w:t xml:space="preserve">，</w:t>
       </w:r>
       <m:oMath>
+        <m:oMathPr>
+          <m:ctrlPr>
+            <w:rPr>
+              <w:sz w:val="28"/>
+              <w:szCs w:val="28"/>
+            </w:rPr>
+          </m:ctrlPr>
+        </m:oMathPr>
         <m:sSub>
           <m:e>
             <m:r>
@@ -10455,6 +11695,14 @@
         <w:t xml:space="preserve">，</w:t>
       </w:r>
       <m:oMath>
+        <m:oMathPr>
+          <m:ctrlPr>
+            <w:rPr>
+              <w:sz w:val="28"/>
+              <w:szCs w:val="28"/>
+            </w:rPr>
+          </m:ctrlPr>
+        </m:oMathPr>
         <m:sSub>
           <m:e>
             <m:r>
@@ -10540,6 +11788,14 @@
         <w:t xml:space="preserve"> </w:t>
       </w:r>
       <m:oMath>
+        <m:oMathPr>
+          <m:ctrlPr>
+            <w:rPr>
+              <w:sz w:val="28"/>
+              <w:szCs w:val="28"/>
+            </w:rPr>
+          </m:ctrlPr>
+        </m:oMathPr>
         <m:sSub>
           <m:e>
             <m:r>
@@ -10632,9 +11888,9 @@
         </w:pict>
       </w:r>
     </w:p>
-    <w:bookmarkEnd w:id="37"/>
-    <w:bookmarkEnd w:id="38"/>
-    <w:bookmarkStart w:id="43" w:name="七规律与方法"/>
+    <w:bookmarkEnd w:id="46"/>
+    <w:bookmarkEnd w:id="47"/>
+    <w:bookmarkStart w:id="52" w:name="七规律与方法"/>
     <w:p>
       <w:pPr>
         <w:pStyle w:val="Heading2"/>
@@ -10646,7 +11902,7 @@
         <w:t xml:space="preserve">七、规律与方法</w:t>
       </w:r>
     </w:p>
-    <w:bookmarkStart w:id="39" w:name="气体计算三步法"/>
+    <w:bookmarkStart w:id="48" w:name="气体计算三步法"/>
     <w:p>
       <w:pPr>
         <w:pStyle w:val="Heading3"/>
@@ -10867,7 +12123,7 @@
         <w:rPr>
           <w:rFonts w:hint="eastAsia" w:eastAsia="SimSun" w:ascii="Times New Roman" w:hAnsi="Times New Roman"/>
         </w:rPr>
-        <w:t xml:space="preserve">⚠️（最重要的一步！）</w:t>
+        <w:t xml:space="preserve">（最重要的一步！）</w:t>
       </w:r>
     </w:p>
     <w:p>
@@ -10901,8 +12157,8 @@
         <w:t xml:space="preserve">结果合理验证</w:t>
       </w:r>
     </w:p>
-    <w:bookmarkEnd w:id="39"/>
-    <w:bookmarkStart w:id="40" w:name="dalton-分压定律的两种计算方法"/>
+    <w:bookmarkEnd w:id="48"/>
+    <w:bookmarkStart w:id="49" w:name="dalton-分压定律的两种计算方法"/>
     <w:p>
       <w:pPr>
         <w:pStyle w:val="Heading3"/>
@@ -10938,7 +12194,7 @@
           <w:p>
             <w:pPr>
               <w:pStyle w:val="Compact"/>
-              <w:jc w:val="left"/>
+              <w:jc w:val="center"/>
             </w:pPr>
             <w:r>
               <w:rPr>
@@ -10954,7 +12210,7 @@
           <w:p>
             <w:pPr>
               <w:pStyle w:val="Compact"/>
-              <w:jc w:val="left"/>
+              <w:jc w:val="center"/>
             </w:pPr>
             <w:r>
               <w:rPr>
@@ -10970,7 +12226,7 @@
           <w:p>
             <w:pPr>
               <w:pStyle w:val="Compact"/>
-              <w:jc w:val="left"/>
+              <w:jc w:val="center"/>
             </w:pPr>
             <w:r>
               <w:rPr>
@@ -10988,7 +12244,7 @@
           <w:p>
             <w:pPr>
               <w:pStyle w:val="Compact"/>
-              <w:jc w:val="left"/>
+              <w:jc w:val="center"/>
             </w:pPr>
             <w:r>
               <w:rPr>
@@ -11003,7 +12259,7 @@
           <w:p>
             <w:pPr>
               <w:pStyle w:val="Compact"/>
-              <w:jc w:val="left"/>
+              <w:jc w:val="center"/>
             </w:pPr>
             <m:oMath>
               <m:sSub>
@@ -11091,7 +12347,7 @@
           <w:p>
             <w:pPr>
               <w:pStyle w:val="Compact"/>
-              <w:jc w:val="left"/>
+              <w:jc w:val="center"/>
             </w:pPr>
             <w:r>
               <w:rPr>
@@ -11132,7 +12388,7 @@
           <w:p>
             <w:pPr>
               <w:pStyle w:val="Compact"/>
-              <w:jc w:val="left"/>
+              <w:jc w:val="center"/>
             </w:pPr>
             <w:r>
               <w:rPr>
@@ -11147,7 +12403,7 @@
           <w:p>
             <w:pPr>
               <w:pStyle w:val="Compact"/>
-              <w:jc w:val="left"/>
+              <w:jc w:val="center"/>
             </w:pPr>
             <m:oMath>
               <m:sSub>
@@ -11251,7 +12507,7 @@
           <w:p>
             <w:pPr>
               <w:pStyle w:val="Compact"/>
-              <w:jc w:val="left"/>
+              <w:jc w:val="center"/>
             </w:pPr>
             <w:r>
               <w:rPr>
@@ -11302,8 +12558,8 @@
         </w:tc>
       </w:tr>
     </w:tbl>
-    <w:bookmarkEnd w:id="40"/>
-    <w:bookmarkStart w:id="41" w:name="排水集气法注意事项"/>
+    <w:bookmarkEnd w:id="49"/>
+    <w:bookmarkStart w:id="50" w:name="排水集气法注意事项"/>
     <w:p>
       <w:pPr>
         <w:pStyle w:val="Heading3"/>
@@ -11333,6 +12589,14 @@
         <w:t xml:space="preserve">核心：</w:t>
       </w:r>
       <m:oMath>
+        <m:oMathPr>
+          <m:ctrlPr>
+            <w:rPr>
+              <w:sz w:val="28"/>
+              <w:szCs w:val="28"/>
+            </w:rPr>
+          </m:ctrlPr>
+        </m:oMathPr>
         <m:sSub>
           <m:e>
             <m:r>
@@ -11501,8 +12765,8 @@
         <w:t xml:space="preserve">若题目未给出水蒸气压数据，则需自己查表或记忆常见温度下的数值</w:t>
       </w:r>
     </w:p>
-    <w:bookmarkEnd w:id="41"/>
-    <w:bookmarkStart w:id="42" w:name="常见误区"/>
+    <w:bookmarkEnd w:id="50"/>
+    <w:bookmarkStart w:id="51" w:name="常见误区"/>
     <w:p>
       <w:pPr>
         <w:pStyle w:val="Heading3"/>
@@ -11521,12 +12785,6 @@
       <w:pPr>
         <w:pStyle w:val="BlockText"/>
       </w:pPr>
-      <w:r>
-        <w:t xml:space="preserve">⚠️</w:t>
-      </w:r>
-      <w:r>
-        <w:t xml:space="preserve"> </w:t>
-      </w:r>
       <m:oMath>
         <m:r>
           <m:t>R</m:t>
@@ -11583,6 +12841,14 @@
         <w:t xml:space="preserve"> </w:t>
       </w:r>
       <m:oMath>
+        <m:oMathPr>
+          <m:ctrlPr>
+            <w:rPr>
+              <w:sz w:val="28"/>
+              <w:szCs w:val="28"/>
+            </w:rPr>
+          </m:ctrlPr>
+        </m:oMathPr>
         <m:r>
           <m:t>R</m:t>
         </m:r>
@@ -11609,6 +12875,14 @@
         <w:t xml:space="preserve"> </w:t>
       </w:r>
       <m:oMath>
+        <m:oMathPr>
+          <m:ctrlPr>
+            <w:rPr>
+              <w:sz w:val="28"/>
+              <w:szCs w:val="28"/>
+            </w:rPr>
+          </m:ctrlPr>
+        </m:oMathPr>
         <m:r>
           <m:t>R</m:t>
         </m:r>
@@ -11657,12 +12931,6 @@
         <w:pStyle w:val="BlockText"/>
       </w:pPr>
       <w:r>
-        <w:t xml:space="preserve">⚠️</w:t>
-      </w:r>
-      <w:r>
-        <w:t xml:space="preserve"> </w:t>
-      </w:r>
-      <w:r>
         <w:rPr>
           <w:rFonts w:hint="eastAsia" w:eastAsia="SimSun" w:ascii="Times New Roman" w:hAnsi="Times New Roman"/>
           <w:b/>
@@ -11696,12 +12964,6 @@
         <w:pStyle w:val="BlockText"/>
       </w:pPr>
       <w:r>
-        <w:t xml:space="preserve">⚠️</w:t>
-      </w:r>
-      <w:r>
-        <w:t xml:space="preserve"> </w:t>
-      </w:r>
-      <w:r>
         <w:rPr>
           <w:rFonts w:hint="eastAsia" w:eastAsia="SimSun" w:ascii="Times New Roman" w:hAnsi="Times New Roman"/>
           <w:b/>
@@ -11719,6 +12981,14 @@
         <w:t xml:space="preserve"> </w:t>
       </w:r>
       <m:oMath>
+        <m:oMathPr>
+          <m:ctrlPr>
+            <w:rPr>
+              <w:sz w:val="28"/>
+              <w:szCs w:val="28"/>
+            </w:rPr>
+          </m:ctrlPr>
+        </m:oMathPr>
         <m:sSub>
           <m:e>
             <m:r>
@@ -11801,12 +13071,6 @@
         <w:pStyle w:val="BlockText"/>
       </w:pPr>
       <w:r>
-        <w:t xml:space="preserve">⚠️</w:t>
-      </w:r>
-      <w:r>
-        <w:t xml:space="preserve"> </w:t>
-      </w:r>
-      <w:r>
         <w:rPr>
           <w:rFonts w:hint="eastAsia" w:eastAsia="SimSun" w:ascii="Times New Roman" w:hAnsi="Times New Roman"/>
           <w:b/>
@@ -11835,6 +13099,14 @@
         <w:t xml:space="preserve">必须是热力学温度（</w:t>
       </w:r>
       <m:oMath>
+        <m:oMathPr>
+          <m:ctrlPr>
+            <w:rPr>
+              <w:sz w:val="28"/>
+              <w:szCs w:val="28"/>
+            </w:rPr>
+          </m:ctrlPr>
+        </m:oMathPr>
         <m:r>
           <m:t>T</m:t>
         </m:r>
@@ -11907,9 +13179,9 @@
         </w:pict>
       </w:r>
     </w:p>
-    <w:bookmarkEnd w:id="42"/>
-    <w:bookmarkEnd w:id="43"/>
-    <w:bookmarkStart w:id="44" w:name="八拓展与联系"/>
+    <w:bookmarkEnd w:id="51"/>
+    <w:bookmarkEnd w:id="52"/>
+    <w:bookmarkStart w:id="53" w:name="八拓展与联系"/>
     <w:p>
       <w:pPr>
         <w:pStyle w:val="Heading2"/>
@@ -11956,6 +13228,14 @@
         <w:t xml:space="preserve"> </w:t>
       </w:r>
       <m:oMath>
+        <m:oMathPr>
+          <m:ctrlPr>
+            <w:rPr>
+              <w:sz w:val="28"/>
+              <w:szCs w:val="28"/>
+            </w:rPr>
+          </m:ctrlPr>
+        </m:oMathPr>
         <m:r>
           <m:rPr>
             <m:sty m:val="p"/>
@@ -12129,6 +13409,14 @@
         <w:t xml:space="preserve">：</w:t>
       </w:r>
       <m:oMath>
+        <m:oMathPr>
+          <m:ctrlPr>
+            <w:rPr>
+              <w:sz w:val="28"/>
+              <w:szCs w:val="28"/>
+            </w:rPr>
+          </m:ctrlPr>
+        </m:oMathPr>
         <m:r>
           <m:rPr>
             <m:sty m:val="p"/>
@@ -12245,6 +13533,14 @@
         <w:t xml:space="preserve">：</w:t>
       </w:r>
       <m:oMath>
+        <m:oMathPr>
+          <m:ctrlPr>
+            <w:rPr>
+              <w:sz w:val="28"/>
+              <w:szCs w:val="28"/>
+            </w:rPr>
+          </m:ctrlPr>
+        </m:oMathPr>
         <m:r>
           <m:t>p</m:t>
         </m:r>
@@ -12347,6 +13643,14 @@
         <w:t xml:space="preserve"> </w:t>
       </w:r>
       <m:oMath>
+        <m:oMathPr>
+          <m:ctrlPr>
+            <w:rPr>
+              <w:sz w:val="28"/>
+              <w:szCs w:val="28"/>
+            </w:rPr>
+          </m:ctrlPr>
+        </m:oMathPr>
         <m:r>
           <m:t>c</m:t>
         </m:r>
@@ -12392,8 +13696,8 @@
         </w:pict>
       </w:r>
     </w:p>
-    <w:bookmarkEnd w:id="44"/>
-    <w:bookmarkStart w:id="45" w:name="九本节总结速查"/>
+    <w:bookmarkEnd w:id="53"/>
+    <w:bookmarkStart w:id="54" w:name="九本节总结速查"/>
     <w:p>
       <w:pPr>
         <w:pStyle w:val="Heading2"/>
@@ -12426,7 +13730,7 @@
           <w:p>
             <w:pPr>
               <w:pStyle w:val="Compact"/>
-              <w:jc w:val="left"/>
+              <w:jc w:val="center"/>
             </w:pPr>
             <w:r>
               <w:rPr>
@@ -12442,7 +13746,7 @@
           <w:p>
             <w:pPr>
               <w:pStyle w:val="Compact"/>
-              <w:jc w:val="left"/>
+              <w:jc w:val="center"/>
             </w:pPr>
             <w:r>
               <w:rPr>
@@ -12458,7 +13762,7 @@
           <w:p>
             <w:pPr>
               <w:pStyle w:val="Compact"/>
-              <w:jc w:val="left"/>
+              <w:jc w:val="center"/>
             </w:pPr>
             <w:r>
               <w:rPr>
@@ -12476,7 +13780,7 @@
           <w:p>
             <w:pPr>
               <w:pStyle w:val="Compact"/>
-              <w:jc w:val="left"/>
+              <w:jc w:val="center"/>
             </w:pPr>
             <w:r>
               <w:rPr>
@@ -12491,7 +13795,7 @@
           <w:p>
             <w:pPr>
               <w:pStyle w:val="Compact"/>
-              <w:jc w:val="left"/>
+              <w:jc w:val="center"/>
             </w:pPr>
             <m:oMath>
               <m:r>
@@ -12523,7 +13827,7 @@
           <w:p>
             <w:pPr>
               <w:pStyle w:val="Compact"/>
-              <w:jc w:val="left"/>
+              <w:jc w:val="center"/>
             </w:pPr>
             <m:oMath>
               <m:r>
@@ -12583,7 +13887,7 @@
           <w:p>
             <w:pPr>
               <w:pStyle w:val="Compact"/>
-              <w:jc w:val="left"/>
+              <w:jc w:val="center"/>
             </w:pPr>
             <w:r>
               <w:rPr>
@@ -12598,7 +13902,7 @@
           <w:p>
             <w:pPr>
               <w:pStyle w:val="Compact"/>
-              <w:jc w:val="left"/>
+              <w:jc w:val="center"/>
             </w:pPr>
             <m:oMath>
               <m:r>
@@ -12636,7 +13940,7 @@
           <w:p>
             <w:pPr>
               <w:pStyle w:val="Compact"/>
-              <w:jc w:val="left"/>
+              <w:jc w:val="center"/>
             </w:pPr>
             <w:r>
               <w:rPr>
@@ -12705,7 +14009,7 @@
           <w:p>
             <w:pPr>
               <w:pStyle w:val="Compact"/>
-              <w:jc w:val="left"/>
+              <w:jc w:val="center"/>
             </w:pPr>
             <w:r>
               <w:rPr>
@@ -12720,7 +14024,7 @@
           <w:p>
             <w:pPr>
               <w:pStyle w:val="Compact"/>
-              <w:jc w:val="left"/>
+              <w:jc w:val="center"/>
             </w:pPr>
             <m:oMath>
               <m:sSub>
@@ -12770,7 +14074,7 @@
           <w:p>
             <w:pPr>
               <w:pStyle w:val="Compact"/>
-              <w:jc w:val="left"/>
+              <w:jc w:val="center"/>
             </w:pPr>
             <m:oMath>
               <m:r>
@@ -12864,7 +14168,7 @@
           <w:p>
             <w:pPr>
               <w:pStyle w:val="Compact"/>
-              <w:jc w:val="left"/>
+              <w:jc w:val="center"/>
             </w:pPr>
             <w:r>
               <w:rPr>
@@ -12879,7 +14183,7 @@
           <w:p>
             <w:pPr>
               <w:pStyle w:val="Compact"/>
-              <w:jc w:val="left"/>
+              <w:jc w:val="center"/>
             </w:pPr>
             <m:oMath>
               <m:f>
@@ -12986,7 +14290,7 @@
           <w:p>
             <w:pPr>
               <w:pStyle w:val="Compact"/>
-              <w:jc w:val="left"/>
+              <w:jc w:val="center"/>
             </w:pPr>
             <m:oMath>
               <m:r>
@@ -13014,7 +14318,7 @@
           <w:p>
             <w:pPr>
               <w:pStyle w:val="Compact"/>
-              <w:jc w:val="left"/>
+              <w:jc w:val="center"/>
             </w:pPr>
             <w:r>
               <w:rPr>
@@ -13035,7 +14339,7 @@
           <w:p>
             <w:pPr>
               <w:pStyle w:val="Compact"/>
-              <w:jc w:val="left"/>
+              <w:jc w:val="center"/>
             </w:pPr>
             <m:oMath>
               <m:sSub>
@@ -13092,7 +14396,7 @@
           <w:p>
             <w:pPr>
               <w:pStyle w:val="Compact"/>
-              <w:jc w:val="left"/>
+              <w:jc w:val="center"/>
             </w:pPr>
             <w:r>
               <w:rPr>
@@ -13121,7 +14425,7 @@
           <w:p>
             <w:pPr>
               <w:pStyle w:val="Compact"/>
-              <w:jc w:val="left"/>
+              <w:jc w:val="center"/>
             </w:pPr>
             <w:r>
               <w:rPr>
@@ -13142,7 +14446,7 @@
           <w:p>
             <w:pPr>
               <w:pStyle w:val="Compact"/>
-              <w:jc w:val="left"/>
+              <w:jc w:val="center"/>
             </w:pPr>
             <m:oMath>
               <m:sSub>
@@ -13199,7 +14503,7 @@
           <w:p>
             <w:pPr>
               <w:pStyle w:val="Compact"/>
-              <w:jc w:val="left"/>
+              <w:jc w:val="center"/>
             </w:pPr>
             <m:oMath>
               <m:sSub>
@@ -13259,7 +14563,7 @@
           <w:p>
             <w:pPr>
               <w:pStyle w:val="Compact"/>
-              <w:jc w:val="left"/>
+              <w:jc w:val="center"/>
             </w:pPr>
             <w:r>
               <w:rPr>
@@ -13274,7 +14578,7 @@
           <w:p>
             <w:pPr>
               <w:pStyle w:val="Compact"/>
-              <w:jc w:val="left"/>
+              <w:jc w:val="center"/>
             </w:pPr>
             <m:oMath>
               <m:sSub>
@@ -13362,7 +14666,7 @@
           <w:p>
             <w:pPr>
               <w:pStyle w:val="Compact"/>
-              <w:jc w:val="left"/>
+              <w:jc w:val="center"/>
             </w:pPr>
             <m:oMath>
               <m:sSub>
@@ -13420,7 +14724,7 @@
           <w:p>
             <w:pPr>
               <w:pStyle w:val="Compact"/>
-              <w:jc w:val="left"/>
+              <w:jc w:val="center"/>
             </w:pPr>
             <w:r>
               <w:rPr>
@@ -13441,7 +14745,7 @@
           <w:p>
             <w:pPr>
               <w:pStyle w:val="Compact"/>
-              <w:jc w:val="left"/>
+              <w:jc w:val="center"/>
             </w:pPr>
             <m:oMath>
               <m:f>
@@ -13532,7 +14836,7 @@
           <w:p>
             <w:pPr>
               <w:pStyle w:val="Compact"/>
-              <w:jc w:val="left"/>
+              <w:jc w:val="center"/>
             </w:pPr>
             <w:r>
               <w:rPr>
@@ -13551,8 +14855,8 @@
         </w:pict>
       </w:r>
     </w:p>
-    <w:bookmarkEnd w:id="45"/>
-    <w:bookmarkStart w:id="49" w:name="十练习题"/>
+    <w:bookmarkEnd w:id="54"/>
+    <w:bookmarkStart w:id="58" w:name="十练习题"/>
     <w:p>
       <w:pPr>
         <w:pStyle w:val="Heading2"/>
@@ -13564,7 +14868,7 @@
         <w:t xml:space="preserve">十、练习题</w:t>
       </w:r>
     </w:p>
-    <w:bookmarkStart w:id="46" w:name="基础巩固"/>
+    <w:bookmarkStart w:id="55" w:name="基础巩固"/>
     <w:p>
       <w:pPr>
         <w:pStyle w:val="Heading3"/>
@@ -13627,6 +14931,14 @@
         <w:t xml:space="preserve"> </w:t>
       </w:r>
       <m:oMath>
+        <m:oMathPr>
+          <m:ctrlPr>
+            <w:rPr>
+              <w:sz w:val="28"/>
+              <w:szCs w:val="28"/>
+            </w:rPr>
+          </m:ctrlPr>
+        </m:oMathPr>
         <m:r>
           <m:t>p</m:t>
         </m:r>
@@ -13766,6 +15078,14 @@
         <w:t xml:space="preserve">、</w:t>
       </w:r>
       <m:oMath>
+        <m:oMathPr>
+          <m:ctrlPr>
+            <w:rPr>
+              <w:sz w:val="28"/>
+              <w:szCs w:val="28"/>
+            </w:rPr>
+          </m:ctrlPr>
+        </m:oMathPr>
         <m:r>
           <m:t>101</m:t>
         </m:r>
@@ -13836,6 +15156,14 @@
         <w:t xml:space="preserve">（</w:t>
       </w:r>
       <m:oMath>
+        <m:oMathPr>
+          <m:ctrlPr>
+            <w:rPr>
+              <w:sz w:val="28"/>
+              <w:szCs w:val="28"/>
+            </w:rPr>
+          </m:ctrlPr>
+        </m:oMathPr>
         <m:r>
           <m:t>M</m:t>
         </m:r>
@@ -13948,6 +15276,14 @@
         <w:t xml:space="preserve">（</w:t>
       </w:r>
       <m:oMath>
+        <m:oMathPr>
+          <m:ctrlPr>
+            <w:rPr>
+              <w:sz w:val="28"/>
+              <w:szCs w:val="28"/>
+            </w:rPr>
+          </m:ctrlPr>
+        </m:oMathPr>
         <m:r>
           <m:t>M</m:t>
         </m:r>
@@ -14046,6 +15382,14 @@
         <w:t xml:space="preserve"> </w:t>
       </w:r>
       <m:oMath>
+        <m:oMathPr>
+          <m:ctrlPr>
+            <w:rPr>
+              <w:sz w:val="28"/>
+              <w:szCs w:val="28"/>
+            </w:rPr>
+          </m:ctrlPr>
+        </m:oMathPr>
         <m:r>
           <m:t>1.43</m:t>
         </m:r>
@@ -14096,8 +15440,8 @@
         <w:t xml:space="preserve">，求其摩尔质量。</w:t>
       </w:r>
     </w:p>
-    <w:bookmarkEnd w:id="46"/>
-    <w:bookmarkStart w:id="47" w:name="提高训练"/>
+    <w:bookmarkEnd w:id="55"/>
+    <w:bookmarkStart w:id="56" w:name="提高训练"/>
     <w:p>
       <w:pPr>
         <w:pStyle w:val="Heading3"/>
@@ -14146,6 +15490,14 @@
         <w:t xml:space="preserve">、</w:t>
       </w:r>
       <m:oMath>
+        <m:oMathPr>
+          <m:ctrlPr>
+            <w:rPr>
+              <w:sz w:val="28"/>
+              <w:szCs w:val="28"/>
+            </w:rPr>
+          </m:ctrlPr>
+        </m:oMathPr>
         <m:r>
           <m:t>100</m:t>
         </m:r>
@@ -14271,6 +15623,14 @@
         <w:t xml:space="preserve"> </w:t>
       </w:r>
       <m:oMath>
+        <m:oMathPr>
+          <m:ctrlPr>
+            <w:rPr>
+              <w:sz w:val="28"/>
+              <w:szCs w:val="28"/>
+            </w:rPr>
+          </m:ctrlPr>
+        </m:oMathPr>
         <m:sSub>
           <m:e>
             <m:r>
@@ -14417,6 +15777,14 @@
         <w:t xml:space="preserve">、</w:t>
       </w:r>
       <m:oMath>
+        <m:oMathPr>
+          <m:ctrlPr>
+            <w:rPr>
+              <w:sz w:val="28"/>
+              <w:szCs w:val="28"/>
+            </w:rPr>
+          </m:ctrlPr>
+        </m:oMathPr>
         <m:r>
           <m:t>1.01</m:t>
         </m:r>
@@ -14490,6 +15858,14 @@
         <w:t xml:space="preserve">洁净干燥的空气缓慢通过乙醚（</w:t>
       </w:r>
       <m:oMath>
+        <m:oMathPr>
+          <m:ctrlPr>
+            <w:rPr>
+              <w:sz w:val="28"/>
+              <w:szCs w:val="28"/>
+            </w:rPr>
+          </m:ctrlPr>
+        </m:oMathPr>
         <m:sSub>
           <m:e>
             <m:r>
@@ -14617,6 +15993,14 @@
         <w:t xml:space="preserve"> </w:t>
       </w:r>
       <m:oMath>
+        <m:oMathPr>
+          <m:ctrlPr>
+            <w:rPr>
+              <w:sz w:val="28"/>
+              <w:szCs w:val="28"/>
+            </w:rPr>
+          </m:ctrlPr>
+        </m:oMathPr>
         <m:r>
           <m:t>29.0</m:t>
         </m:r>
@@ -14815,6 +16199,14 @@
         <w:t xml:space="preserve"> </w:t>
       </w:r>
       <m:oMath>
+        <m:oMathPr>
+          <m:ctrlPr>
+            <w:rPr>
+              <w:sz w:val="28"/>
+              <w:szCs w:val="28"/>
+            </w:rPr>
+          </m:ctrlPr>
+        </m:oMathPr>
         <m:r>
           <m:t>200</m:t>
         </m:r>
@@ -14882,6 +16274,14 @@
         <w:t xml:space="preserve"> </w:t>
       </w:r>
       <m:oMath>
+        <m:oMathPr>
+          <m:ctrlPr>
+            <w:rPr>
+              <w:sz w:val="28"/>
+              <w:szCs w:val="28"/>
+            </w:rPr>
+          </m:ctrlPr>
+        </m:oMathPr>
         <m:r>
           <m:t>0.20</m:t>
         </m:r>
@@ -14967,8 +16367,8 @@
         <w:t xml:space="preserve">的分压。</w:t>
       </w:r>
     </w:p>
-    <w:bookmarkEnd w:id="47"/>
-    <w:bookmarkStart w:id="48" w:name="挑战"/>
+    <w:bookmarkEnd w:id="56"/>
+    <w:bookmarkStart w:id="57" w:name="挑战"/>
     <w:p>
       <w:pPr>
         <w:pStyle w:val="Heading3"/>
@@ -15049,6 +16449,14 @@
         <w:t xml:space="preserve"> </w:t>
       </w:r>
       <m:oMath>
+        <m:oMathPr>
+          <m:ctrlPr>
+            <w:rPr>
+              <w:sz w:val="28"/>
+              <w:szCs w:val="28"/>
+            </w:rPr>
+          </m:ctrlPr>
+        </m:oMathPr>
         <m:r>
           <m:t>0.70</m:t>
         </m:r>
@@ -15107,6 +16515,14 @@
         <w:t xml:space="preserve"> </w:t>
       </w:r>
       <m:oMath>
+        <m:oMathPr>
+          <m:ctrlPr>
+            <w:rPr>
+              <w:sz w:val="28"/>
+              <w:szCs w:val="28"/>
+            </w:rPr>
+          </m:ctrlPr>
+        </m:oMathPr>
         <m:r>
           <m:t>0.5</m:t>
         </m:r>
@@ -15324,6 +16740,14 @@
         <w:t xml:space="preserve">提示：连通容器，两球平衡时压强相等；但气体可在两球间迁移，</w:t>
       </w:r>
       <m:oMath>
+        <m:oMathPr>
+          <m:ctrlPr>
+            <w:rPr>
+              <w:sz w:val="28"/>
+              <w:szCs w:val="28"/>
+            </w:rPr>
+          </m:ctrlPr>
+        </m:oMathPr>
         <m:sSub>
           <m:e>
             <m:r>
@@ -15396,9 +16820,9 @@
         </w:pict>
       </w:r>
     </w:p>
-    <w:bookmarkEnd w:id="48"/>
-    <w:bookmarkEnd w:id="49"/>
-    <w:bookmarkStart w:id="50" w:name="十一参考答案与提示"/>
+    <w:bookmarkEnd w:id="57"/>
+    <w:bookmarkEnd w:id="58"/>
+    <w:bookmarkStart w:id="59" w:name="十一参考答案与提示"/>
     <w:p>
       <w:pPr>
         <w:pStyle w:val="Heading2"/>
@@ -15515,6 +16939,14 @@
         <w:t xml:space="preserve"> </w:t>
       </w:r>
       <m:oMath>
+        <m:oMathPr>
+          <m:ctrlPr>
+            <w:rPr>
+              <w:sz w:val="28"/>
+              <w:szCs w:val="28"/>
+            </w:rPr>
+          </m:ctrlPr>
+        </m:oMathPr>
         <m:r>
           <m:t>R</m:t>
         </m:r>
@@ -15561,6 +16993,14 @@
         <w:t xml:space="preserve"> </w:t>
       </w:r>
       <m:oMath>
+        <m:oMathPr>
+          <m:ctrlPr>
+            <w:rPr>
+              <w:sz w:val="28"/>
+              <w:szCs w:val="28"/>
+            </w:rPr>
+          </m:ctrlPr>
+        </m:oMathPr>
         <m:r>
           <m:t>R</m:t>
         </m:r>
@@ -15699,6 +17139,14 @@
         <w:t xml:space="preserve"> </w:t>
       </w:r>
       <m:oMath>
+        <m:oMathPr>
+          <m:ctrlPr>
+            <w:rPr>
+              <w:sz w:val="28"/>
+              <w:szCs w:val="28"/>
+            </w:rPr>
+          </m:ctrlPr>
+        </m:oMathPr>
         <m:r>
           <m:t>ρ</m:t>
         </m:r>
@@ -15827,6 +17275,14 @@
         <w:t xml:space="preserve"> </w:t>
       </w:r>
       <m:oMath>
+        <m:oMathPr>
+          <m:ctrlPr>
+            <w:rPr>
+              <w:sz w:val="28"/>
+              <w:szCs w:val="28"/>
+            </w:rPr>
+          </m:ctrlPr>
+        </m:oMathPr>
         <m:r>
           <m:t>ρ</m:t>
         </m:r>
@@ -15966,6 +17422,14 @@
         <w:t xml:space="preserve">、</w:t>
       </w:r>
       <m:oMath>
+        <m:oMathPr>
+          <m:ctrlPr>
+            <w:rPr>
+              <w:sz w:val="28"/>
+              <w:szCs w:val="28"/>
+            </w:rPr>
+          </m:ctrlPr>
+        </m:oMathPr>
         <m:r>
           <m:t>101.325</m:t>
         </m:r>
@@ -15998,6 +17462,14 @@
         <w:t xml:space="preserve">）：</w:t>
       </w:r>
       <m:oMath>
+        <m:oMathPr>
+          <m:ctrlPr>
+            <w:rPr>
+              <w:sz w:val="28"/>
+              <w:szCs w:val="28"/>
+            </w:rPr>
+          </m:ctrlPr>
+        </m:oMathPr>
         <m:r>
           <m:t>M</m:t>
         </m:r>
@@ -16185,6 +17657,14 @@
         <w:t xml:space="preserve"> </w:t>
       </w:r>
       <m:oMath>
+        <m:oMathPr>
+          <m:ctrlPr>
+            <w:rPr>
+              <w:sz w:val="28"/>
+              <w:szCs w:val="28"/>
+            </w:rPr>
+          </m:ctrlPr>
+        </m:oMathPr>
         <m:sSub>
           <m:e>
             <m:r>
@@ -16268,6 +17748,14 @@
         <w:t xml:space="preserve">；</w:t>
       </w:r>
       <m:oMath>
+        <m:oMathPr>
+          <m:ctrlPr>
+            <w:rPr>
+              <w:sz w:val="28"/>
+              <w:szCs w:val="28"/>
+            </w:rPr>
+          </m:ctrlPr>
+        </m:oMathPr>
         <m:sSub>
           <m:e>
             <m:r>
@@ -16378,6 +17866,14 @@
         <w:t xml:space="preserve">若用总压：</w:t>
       </w:r>
       <m:oMath>
+        <m:oMathPr>
+          <m:ctrlPr>
+            <w:rPr>
+              <w:sz w:val="28"/>
+              <w:szCs w:val="28"/>
+            </w:rPr>
+          </m:ctrlPr>
+        </m:oMathPr>
         <m:sSup>
           <m:e>
             <m:r>
@@ -16473,6 +17969,14 @@
         <w:t xml:space="preserve"> </w:t>
       </w:r>
       <m:oMath>
+        <m:oMathPr>
+          <m:ctrlPr>
+            <w:rPr>
+              <w:sz w:val="28"/>
+              <w:szCs w:val="28"/>
+            </w:rPr>
+          </m:ctrlPr>
+        </m:oMathPr>
         <m:f>
           <m:fPr>
             <m:type m:val="bar"/>
@@ -16556,6 +18060,14 @@
         <w:t xml:space="preserve"> </w:t>
       </w:r>
       <m:oMath>
+        <m:oMathPr>
+          <m:ctrlPr>
+            <w:rPr>
+              <w:sz w:val="28"/>
+              <w:szCs w:val="28"/>
+            </w:rPr>
+          </m:ctrlPr>
+        </m:oMathPr>
         <m:sSub>
           <m:e>
             <m:r>
@@ -16753,6 +18265,14 @@
         <w:t xml:space="preserve"> </w:t>
       </w:r>
       <m:oMath>
+        <m:oMathPr>
+          <m:ctrlPr>
+            <w:rPr>
+              <w:sz w:val="28"/>
+              <w:szCs w:val="28"/>
+            </w:rPr>
+          </m:ctrlPr>
+        </m:oMathPr>
         <m:sSup>
           <m:e>
             <m:r>
@@ -16923,6 +18443,14 @@
         <w:t xml:space="preserve"> </w:t>
       </w:r>
       <m:oMath>
+        <m:oMathPr>
+          <m:ctrlPr>
+            <w:rPr>
+              <w:sz w:val="28"/>
+              <w:szCs w:val="28"/>
+            </w:rPr>
+          </m:ctrlPr>
+        </m:oMathPr>
         <m:sSub>
           <m:e>
             <m:r>
@@ -16998,6 +18526,14 @@
         <w:t xml:space="preserve"> </w:t>
       </w:r>
       <m:oMath>
+        <m:oMathPr>
+          <m:ctrlPr>
+            <w:rPr>
+              <w:sz w:val="28"/>
+              <w:szCs w:val="28"/>
+            </w:rPr>
+          </m:ctrlPr>
+        </m:oMathPr>
         <m:sSup>
           <m:e>
             <m:r>
@@ -17135,6 +18671,14 @@
         <w:t xml:space="preserve"> </w:t>
       </w:r>
       <m:oMath>
+        <m:oMathPr>
+          <m:ctrlPr>
+            <w:rPr>
+              <w:sz w:val="28"/>
+              <w:szCs w:val="28"/>
+            </w:rPr>
+          </m:ctrlPr>
+        </m:oMathPr>
         <m:sSub>
           <m:e>
             <m:r>
@@ -17258,6 +18802,14 @@
         <w:t xml:space="preserve"> </w:t>
       </w:r>
       <m:oMath>
+        <m:oMathPr>
+          <m:ctrlPr>
+            <w:rPr>
+              <w:sz w:val="28"/>
+              <w:szCs w:val="28"/>
+            </w:rPr>
+          </m:ctrlPr>
+        </m:oMathPr>
         <m:sSub>
           <m:e>
             <m:r>
@@ -17341,6 +18893,14 @@
         <w:t xml:space="preserve">，</w:t>
       </w:r>
       <m:oMath>
+        <m:oMathPr>
+          <m:ctrlPr>
+            <w:rPr>
+              <w:sz w:val="28"/>
+              <w:szCs w:val="28"/>
+            </w:rPr>
+          </m:ctrlPr>
+        </m:oMathPr>
         <m:sSub>
           <m:e>
             <m:r>
@@ -17457,6 +19017,14 @@
         <w:t xml:space="preserve">初态：</w:t>
       </w:r>
       <m:oMath>
+        <m:oMathPr>
+          <m:ctrlPr>
+            <w:rPr>
+              <w:sz w:val="28"/>
+              <w:szCs w:val="28"/>
+            </w:rPr>
+          </m:ctrlPr>
+        </m:oMathPr>
         <m:sSub>
           <m:e>
             <m:r>
@@ -17551,6 +19119,14 @@
         <w:t xml:space="preserve"> </w:t>
       </w:r>
       <m:oMath>
+        <m:oMathPr>
+          <m:ctrlPr>
+            <w:rPr>
+              <w:sz w:val="28"/>
+              <w:szCs w:val="28"/>
+            </w:rPr>
+          </m:ctrlPr>
+        </m:oMathPr>
         <m:sSub>
           <m:e>
             <m:r>
@@ -17640,6 +19216,14 @@
         <w:t xml:space="preserve">，</w:t>
       </w:r>
       <m:oMath>
+        <m:oMathPr>
+          <m:ctrlPr>
+            <w:rPr>
+              <w:sz w:val="28"/>
+              <w:szCs w:val="28"/>
+            </w:rPr>
+          </m:ctrlPr>
+        </m:oMathPr>
         <m:sSub>
           <m:e>
             <m:r>
@@ -17678,6 +19262,14 @@
         <w:t xml:space="preserve">，</w:t>
       </w:r>
       <m:oMath>
+        <m:oMathPr>
+          <m:ctrlPr>
+            <w:rPr>
+              <w:sz w:val="28"/>
+              <w:szCs w:val="28"/>
+            </w:rPr>
+          </m:ctrlPr>
+        </m:oMathPr>
         <m:sSub>
           <m:e>
             <m:r>
@@ -17757,6 +19349,14 @@
         <w:t xml:space="preserve"> </w:t>
       </w:r>
       <m:oMath>
+        <m:oMathPr>
+          <m:ctrlPr>
+            <w:rPr>
+              <w:sz w:val="28"/>
+              <w:szCs w:val="28"/>
+            </w:rPr>
+          </m:ctrlPr>
+        </m:oMathPr>
         <m:r>
           <m:t>2</m:t>
         </m:r>
@@ -17891,6 +19491,14 @@
         <w:t xml:space="preserve">，</w:t>
       </w:r>
       <m:oMath>
+        <m:oMathPr>
+          <m:ctrlPr>
+            <w:rPr>
+              <w:sz w:val="28"/>
+              <w:szCs w:val="28"/>
+            </w:rPr>
+          </m:ctrlPr>
+        </m:oMathPr>
         <m:sSub>
           <m:e>
             <m:r>
@@ -18056,8 +19664,8 @@
         </w:pict>
       </w:r>
     </w:p>
-    <w:bookmarkEnd w:id="50"/>
-    <w:bookmarkStart w:id="51" w:name="十二延伸阅读"/>
+    <w:bookmarkEnd w:id="59"/>
+    <w:bookmarkStart w:id="60" w:name="十二延伸阅读"/>
     <w:p>
       <w:pPr>
         <w:pStyle w:val="Heading2"/>
@@ -18268,8 +19876,8 @@
         <w:t xml:space="preserve">扩散定律的定量计算与同位素分离。</w:t>
       </w:r>
     </w:p>
-    <w:bookmarkEnd w:id="51"/>
-    <w:bookmarkEnd w:id="52"/>
+    <w:bookmarkEnd w:id="60"/>
+    <w:bookmarkEnd w:id="61"/>
     <w:sectPr>
       <w:footerReference w:type="default" r:id="rId9"/>
       <w:footnotePr>

--- a/06-学生侧材料/讲义/2026-06-23-气体基础.docx
+++ b/06-学生侧材料/讲义/2026-06-23-气体基础.docx
@@ -691,8 +691,11 @@
     </w:p>
     <w:p>
       <w:pPr>
-        <w:pStyle w:val="BlockText"/>
-      </w:pPr>
+        <w:pStyle w:val="FirstParagraph"/>
+      </w:pPr>
+      <w:r>
+        <w:t xml:space="preserve">⚠️ </w:t>
+      </w:r>
       <w:r>
         <w:rPr>
           <w:rFonts w:hint="eastAsia" w:eastAsia="SimSun" w:ascii="Times New Roman" w:hAnsi="Times New Roman"/>
@@ -1695,8 +1698,14 @@
     </w:tbl>
     <w:p>
       <w:pPr>
-        <w:pStyle w:val="BlockText"/>
-      </w:pPr>
+        <w:pStyle w:val="BodyText"/>
+      </w:pPr>
+      <w:r>
+        <w:t xml:space="preserve">⚠️</w:t>
+      </w:r>
+      <w:r>
+        <w:t xml:space="preserve"> </w:t>
+      </w:r>
       <w:r>
         <w:rPr>
           <w:rFonts w:hint="eastAsia" w:eastAsia="SimSun" w:ascii="Times New Roman" w:hAnsi="Times New Roman"/>
@@ -2562,8 +2571,15 @@
     </w:p>
     <w:p>
       <w:pPr>
-        <w:pStyle w:val="BlockText"/>
-      </w:pPr>
+        <w:pStyle w:val="FirstParagraph"/>
+      </w:pPr>
+      <w:r>
+        <w:rPr>
+          <w:b/>
+          <w:bCs/>
+        </w:rPr>
+        <w:t xml:space="preserve">💡 </w:t>
+      </w:r>
       <w:r>
         <w:rPr>
           <w:rFonts w:hint="eastAsia" w:eastAsia="SimSun" w:ascii="Times New Roman" w:hAnsi="Times New Roman"/>
@@ -3535,8 +3551,11 @@
     </w:p>
     <w:p>
       <w:pPr>
-        <w:pStyle w:val="BlockText"/>
-      </w:pPr>
+        <w:pStyle w:val="BodyText"/>
+      </w:pPr>
+      <w:r>
+        <w:t xml:space="preserve">💡 </w:t>
+      </w:r>
       <w:r>
         <w:rPr>
           <w:rFonts w:hint="eastAsia" w:eastAsia="SimSun" w:ascii="Times New Roman" w:hAnsi="Times New Roman"/>
@@ -4806,8 +4825,11 @@
     </w:p>
     <w:p>
       <w:pPr>
-        <w:pStyle w:val="BlockText"/>
-      </w:pPr>
+        <w:pStyle w:val="FirstParagraph"/>
+      </w:pPr>
+      <w:r>
+        <w:t xml:space="preserve">💡 </w:t>
+      </w:r>
       <w:r>
         <w:rPr>
           <w:rFonts w:hint="eastAsia" w:eastAsia="SimSun" w:ascii="Times New Roman" w:hAnsi="Times New Roman"/>
@@ -5253,8 +5275,14 @@
     </w:p>
     <w:p>
       <w:pPr>
-        <w:pStyle w:val="BlockText"/>
-      </w:pPr>
+        <w:pStyle w:val="BodyText"/>
+      </w:pPr>
+      <w:r>
+        <w:t xml:space="preserve">⚠️</w:t>
+      </w:r>
+      <w:r>
+        <w:t xml:space="preserve"> </w:t>
+      </w:r>
       <w:r>
         <w:rPr>
           <w:rFonts w:hint="eastAsia" w:eastAsia="SimSun" w:ascii="Times New Roman" w:hAnsi="Times New Roman"/>
@@ -5272,7 +5300,7 @@
     </w:p>
     <w:p>
       <w:pPr>
-        <w:pStyle w:val="FirstParagraph"/>
+        <w:pStyle w:val="BodyText"/>
       </w:pPr>
       <w:r>
         <w:rPr>
@@ -12123,7 +12151,7 @@
         <w:rPr>
           <w:rFonts w:hint="eastAsia" w:eastAsia="SimSun" w:ascii="Times New Roman" w:hAnsi="Times New Roman"/>
         </w:rPr>
-        <w:t xml:space="preserve">（最重要的一步！）</w:t>
+        <w:t xml:space="preserve">⚠️（最重要的一步！）</w:t>
       </w:r>
     </w:p>
     <w:p>
@@ -12783,8 +12811,14 @@
     </w:p>
     <w:p>
       <w:pPr>
-        <w:pStyle w:val="BlockText"/>
-      </w:pPr>
+        <w:pStyle w:val="FirstParagraph"/>
+      </w:pPr>
+      <w:r>
+        <w:t xml:space="preserve">⚠️</w:t>
+      </w:r>
+      <w:r>
+        <w:t xml:space="preserve"> </w:t>
+      </w:r>
       <m:oMath>
         <m:r>
           <m:t>R</m:t>
@@ -12928,8 +12962,14 @@
     </w:p>
     <w:p>
       <w:pPr>
-        <w:pStyle w:val="BlockText"/>
-      </w:pPr>
+        <w:pStyle w:val="BodyText"/>
+      </w:pPr>
+      <w:r>
+        <w:t xml:space="preserve">⚠️</w:t>
+      </w:r>
+      <w:r>
+        <w:t xml:space="preserve"> </w:t>
+      </w:r>
       <w:r>
         <w:rPr>
           <w:rFonts w:hint="eastAsia" w:eastAsia="SimSun" w:ascii="Times New Roman" w:hAnsi="Times New Roman"/>
@@ -12961,8 +13001,14 @@
     </w:p>
     <w:p>
       <w:pPr>
-        <w:pStyle w:val="BlockText"/>
-      </w:pPr>
+        <w:pStyle w:val="BodyText"/>
+      </w:pPr>
+      <w:r>
+        <w:t xml:space="preserve">⚠️</w:t>
+      </w:r>
+      <w:r>
+        <w:t xml:space="preserve"> </w:t>
+      </w:r>
       <w:r>
         <w:rPr>
           <w:rFonts w:hint="eastAsia" w:eastAsia="SimSun" w:ascii="Times New Roman" w:hAnsi="Times New Roman"/>
@@ -13068,8 +13114,14 @@
     </w:p>
     <w:p>
       <w:pPr>
-        <w:pStyle w:val="BlockText"/>
-      </w:pPr>
+        <w:pStyle w:val="BodyText"/>
+      </w:pPr>
+      <w:r>
+        <w:t xml:space="preserve">⚠️</w:t>
+      </w:r>
+      <w:r>
+        <w:t xml:space="preserve"> </w:t>
+      </w:r>
       <w:r>
         <w:rPr>
           <w:rFonts w:hint="eastAsia" w:eastAsia="SimSun" w:ascii="Times New Roman" w:hAnsi="Times New Roman"/>
